--- a/docs/FEATURES.docx
+++ b/docs/FEATURES.docx
@@ -1821,7 +1821,40 @@
     </w:p>
     <w:p>
       <w:r>
-        <w:t xml:space="preserve">All legal parameters are stored in the database and editable from the Django admin — </w:t>
+        <w:t xml:space="preserve">All legal parameters live in a </w:t>
+      </w:r>
+      <w:r>
+        <w:rPr>
+          <w:rFonts w:ascii="Consolas" w:hAnsi="Consolas"/>
+          <w:sz w:val="18"/>
+          <w:shd w:val="clear" w:fill="EEF2FF"/>
+        </w:rPr>
+        <w:t>ReglasLegales</w:t>
+      </w:r>
+      <w:r>
+        <w:t xml:space="preserve"> object (</w:t>
+      </w:r>
+      <w:r>
+        <w:rPr>
+          <w:rFonts w:ascii="Consolas" w:hAnsi="Consolas"/>
+          <w:sz w:val="18"/>
+          <w:shd w:val="clear" w:fill="EEF2FF"/>
+        </w:rPr>
+        <w:t>core/laboral/rules.py</w:t>
+      </w:r>
+      <w:r>
+        <w:t xml:space="preserve">), which is built from the </w:t>
+      </w:r>
+      <w:r>
+        <w:rPr>
+          <w:rFonts w:ascii="Consolas" w:hAnsi="Consolas"/>
+          <w:sz w:val="18"/>
+          <w:shd w:val="clear" w:fill="EEF2FF"/>
+        </w:rPr>
+        <w:t>LegalConfig</w:t>
+      </w:r>
+      <w:r>
+        <w:t xml:space="preserve"> row stored in the database and editable from the Django admin — </w:t>
       </w:r>
       <w:r>
         <w:rPr>
@@ -1844,16 +1877,16 @@
         <w:t>UMA</w:t>
       </w:r>
       <w:r>
-        <w:t xml:space="preserve"> daily value, general minimum wage, </w:t>
+        <w:t xml:space="preserve"> daily value (2026: $117.31), general minimum wage ($315.04) and </w:t>
       </w:r>
       <w:r>
         <w:rPr>
           <w:b/>
         </w:rPr>
-        <w:t>northern border zone (ZLF) minimum wage</w:t>
-      </w:r>
-      <w:r>
-        <w:t>.</w:t>
+        <w:t>northern border zone (ZLFN) minimum wage</w:t>
+      </w:r>
+      <w:r>
+        <w:t xml:space="preserve"> ($440.87 — Tijuana is in the ZLFN).</w:t>
       </w:r>
     </w:p>
     <w:p>
@@ -1895,7 +1928,47 @@
         <w:t>Seniority premium:</w:t>
       </w:r>
       <w:r>
-        <w:t xml:space="preserve"> days per year (12) + salary cap type (2× UMA / 2× SM / 2× ZLF SM) and multiplier.</w:t>
+        <w:t xml:space="preserve"> days per year (12) + </w:t>
+      </w:r>
+      <w:r>
+        <w:rPr>
+          <w:b/>
+        </w:rPr>
+        <w:t>the cap is 2 × the minimum wage of the geographic area</w:t>
+      </w:r>
+      <w:r>
+        <w:t xml:space="preserve"> (Arts. 485/486 LFT) — </w:t>
+      </w:r>
+      <w:r>
+        <w:rPr>
+          <w:rFonts w:ascii="Consolas" w:hAnsi="Consolas"/>
+          <w:sz w:val="18"/>
+          <w:shd w:val="clear" w:fill="EEF2FF"/>
+        </w:rPr>
+        <w:t>frontera</w:t>
+      </w:r>
+      <w:r>
+        <w:t xml:space="preserve"> $881.74 / </w:t>
+      </w:r>
+      <w:r>
+        <w:rPr>
+          <w:rFonts w:ascii="Consolas" w:hAnsi="Consolas"/>
+          <w:sz w:val="18"/>
+          <w:shd w:val="clear" w:fill="EEF2FF"/>
+        </w:rPr>
+        <w:t>general</w:t>
+      </w:r>
+      <w:r>
+        <w:t xml:space="preserve"> $630.08. It is </w:t>
+      </w:r>
+      <w:r>
+        <w:rPr>
+          <w:b/>
+        </w:rPr>
+        <w:t>not</w:t>
+      </w:r>
+      <w:r>
+        <w:t xml:space="preserve"> 2 × UMA ($234.62), which was the previous error.</w:t>
       </w:r>
     </w:p>
     <w:p>
@@ -1906,10 +1979,19 @@
         <w:rPr>
           <w:b/>
         </w:rPr>
-        <w:t>Constitutional severance days</w:t>
-      </w:r>
-      <w:r>
-        <w:t xml:space="preserve"> (3 months = 90).</w:t>
+        <w:t>Constitutional severance</w:t>
+      </w:r>
+      <w:r>
+        <w:t xml:space="preserve"> days (3 months = 90) and </w:t>
+      </w:r>
+      <w:r>
+        <w:rPr>
+          <w:b/>
+        </w:rPr>
+        <w:t>20 days per year</w:t>
+      </w:r>
+      <w:r>
+        <w:t xml:space="preserve"> (Art. 50 fr. II).</w:t>
       </w:r>
     </w:p>
     <w:p>
@@ -1917,34 +1999,87 @@
         <w:pStyle w:val="ListBullet"/>
       </w:pPr>
       <w:r>
-        <w:t>Only one config can be *active* at a time; saving one deactivates the others.</w:t>
+        <w:rPr>
+          <w:b/>
+        </w:rPr>
+        <w:t>Vacations before the first anniversary</w:t>
+      </w:r>
+      <w:r>
+        <w:t xml:space="preserve"> criterion (proportional / none).</w:t>
       </w:r>
     </w:p>
     <w:p>
       <w:pPr>
-        <w:pStyle w:val="Heading2"/>
-      </w:pPr>
-      <w:r>
-        <w:rPr>
-          <w:color w:val="374151"/>
-        </w:rPr>
-        <w:t>5.2 Vacation table (LFT 2023 reform)</w:t>
+        <w:pStyle w:val="ListBullet"/>
+      </w:pPr>
+      <w:r>
+        <w:rPr>
+          <w:b/>
+        </w:rPr>
+        <w:t>Integrated wage mode</w:t>
+      </w:r>
+      <w:r>
+        <w:t xml:space="preserve"> (by Art. 84 concepts or by percentage).</w:t>
       </w:r>
     </w:p>
     <w:p>
-      <w:r>
-        <w:t>The system implements the current Mexican vacation table (year 1 → 12 days, +2 per year up to 20, then +2 every 5 years), extrapolating beyond the table when needed.</w:t>
+      <w:pPr>
+        <w:pStyle w:val="ListBullet"/>
+      </w:pPr>
+      <w:r>
+        <w:rPr>
+          <w:b/>
+        </w:rPr>
+        <w:t>Seniority years required for a voluntary resignation</w:t>
+      </w:r>
+      <w:r>
+        <w:t xml:space="preserve"> (15, Art. 162 fr. III LFT).</w:t>
       </w:r>
     </w:p>
     <w:p>
       <w:pPr>
+        <w:pStyle w:val="ListBullet"/>
+      </w:pPr>
+      <w:r>
+        <w:t>Only one config can be *active* at a time; saving one deactivates the others.</w:t>
+      </w:r>
+    </w:p>
+    <w:p>
+      <w:r>
+        <w:rPr>
+          <w:rFonts w:ascii="Consolas" w:hAnsi="Consolas"/>
+          <w:sz w:val="18"/>
+          <w:shd w:val="clear" w:fill="EEF2FF"/>
+        </w:rPr>
+        <w:t>LegalConfig.to_reglas()</w:t>
+      </w:r>
+      <w:r>
+        <w:t xml:space="preserve"> is the bridge: the admin form is the source of truth and the engine never hard-codes a legal figure.</w:t>
+      </w:r>
+    </w:p>
+    <w:p>
+      <w:pPr>
         <w:pStyle w:val="Heading2"/>
       </w:pPr>
       <w:r>
         <w:rPr>
           <w:color w:val="374151"/>
         </w:rPr>
-        <w:t>5.3 Concepts calculated</w:t>
+        <w:t>5.1b Gradual tables (reform DOF 01-05-2026)</w:t>
+      </w:r>
+    </w:p>
+    <w:p>
+      <w:r>
+        <w:t xml:space="preserve">The reduction of the working day is </w:t>
+      </w:r>
+      <w:r>
+        <w:rPr>
+          <w:b/>
+        </w:rPr>
+        <w:t>gradual</w:t>
+      </w:r>
+      <w:r>
+        <w:t>, so it is modelled per year instead of as a single constant:</w:t>
       </w:r>
     </w:p>
     <w:tbl>
@@ -1972,7 +2107,7 @@
                 <w:color w:val="FFFFFF"/>
                 <w:sz w:val="18"/>
               </w:rPr>
-              <w:t>Concept</w:t>
+              <w:t>Year</w:t>
             </w:r>
           </w:p>
         </w:tc>
@@ -1989,7 +2124,7 @@
                 <w:color w:val="FFFFFF"/>
                 <w:sz w:val="18"/>
               </w:rPr>
-              <w:t>Article</w:t>
+              <w:t>Max. ordinary weekly hours (Art. 59 + transitorio Segundo)</w:t>
             </w:r>
           </w:p>
         </w:tc>
@@ -2006,7 +2141,7 @@
                 <w:color w:val="FFFFFF"/>
                 <w:sz w:val="18"/>
               </w:rPr>
-              <w:t>Type</w:t>
+              <w:t>Max. double-rate overtime per week (Art. 66 + transitorio Cuarto)</w:t>
             </w:r>
           </w:p>
         </w:tc>
@@ -2022,7 +2157,7 @@
               <w:rPr>
                 <w:sz w:val="18"/>
               </w:rPr>
-              <w:t>Aguinaldo proporcional</w:t>
+              <w:t>2026</w:t>
             </w:r>
           </w:p>
         </w:tc>
@@ -2036,7 +2171,7 @@
               <w:rPr>
                 <w:sz w:val="18"/>
               </w:rPr>
-              <w:t>Art. 87 LFT</w:t>
+              <w:t>48</w:t>
             </w:r>
           </w:p>
         </w:tc>
@@ -2050,7 +2185,7 @@
               <w:rPr>
                 <w:sz w:val="18"/>
               </w:rPr>
-              <w:t>automatic</w:t>
+              <w:t>9</w:t>
             </w:r>
           </w:p>
         </w:tc>
@@ -2066,7 +2201,7 @@
               <w:rPr>
                 <w:sz w:val="18"/>
               </w:rPr>
-              <w:t>Vacaciones proporcionales</w:t>
+              <w:t>2027</w:t>
             </w:r>
           </w:p>
         </w:tc>
@@ -2080,7 +2215,7 @@
               <w:rPr>
                 <w:sz w:val="18"/>
               </w:rPr>
-              <w:t>Art. 76 LFT</w:t>
+              <w:t>46</w:t>
             </w:r>
           </w:p>
         </w:tc>
@@ -2094,7 +2229,7 @@
               <w:rPr>
                 <w:sz w:val="18"/>
               </w:rPr>
-              <w:t>automatic</w:t>
+              <w:t>9</w:t>
             </w:r>
           </w:p>
         </w:tc>
@@ -2110,7 +2245,7 @@
               <w:rPr>
                 <w:sz w:val="18"/>
               </w:rPr>
-              <w:t>Prima vacacional</w:t>
+              <w:t>2028</w:t>
             </w:r>
           </w:p>
         </w:tc>
@@ -2124,7 +2259,7 @@
               <w:rPr>
                 <w:sz w:val="18"/>
               </w:rPr>
-              <w:t>Art. 80 LFT</w:t>
+              <w:t>44</w:t>
             </w:r>
           </w:p>
         </w:tc>
@@ -2138,7 +2273,7 @@
               <w:rPr>
                 <w:sz w:val="18"/>
               </w:rPr>
-              <w:t>automatic</w:t>
+              <w:t>10</w:t>
             </w:r>
           </w:p>
         </w:tc>
@@ -2154,7 +2289,7 @@
               <w:rPr>
                 <w:sz w:val="18"/>
               </w:rPr>
-              <w:t>Prima de antigüedad (with cap flag)</w:t>
+              <w:t>2029</w:t>
             </w:r>
           </w:p>
         </w:tc>
@@ -2168,7 +2303,7 @@
               <w:rPr>
                 <w:sz w:val="18"/>
               </w:rPr>
-              <w:t>Art. 162 LFT</w:t>
+              <w:t>42</w:t>
             </w:r>
           </w:p>
         </w:tc>
@@ -2182,7 +2317,7 @@
               <w:rPr>
                 <w:sz w:val="18"/>
               </w:rPr>
-              <w:t>automatic</w:t>
+              <w:t>11</w:t>
             </w:r>
           </w:p>
         </w:tc>
@@ -2198,7 +2333,7 @@
               <w:rPr>
                 <w:sz w:val="18"/>
               </w:rPr>
-              <w:t>Indemnización constitucional (90 days)</w:t>
+              <w:t>2030</w:t>
             </w:r>
           </w:p>
         </w:tc>
@@ -2212,7 +2347,7 @@
               <w:rPr>
                 <w:sz w:val="18"/>
               </w:rPr>
-              <w:t>Art. 50 LFT</w:t>
+              <w:t>40</w:t>
             </w:r>
           </w:p>
         </w:tc>
@@ -2226,7 +2361,1881 @@
               <w:rPr>
                 <w:sz w:val="18"/>
               </w:rPr>
+              <w:t>12</w:t>
+            </w:r>
+          </w:p>
+        </w:tc>
+      </w:tr>
+    </w:tbl>
+    <w:p>
+      <w:pPr>
+        <w:spacing w:after="0"/>
+      </w:pPr>
+    </w:p>
+    <w:p>
+      <w:r>
+        <w:t xml:space="preserve">Overtime beyond the Art. 66 limit is paid at triple (Art. 68) and is capped at </w:t>
+      </w:r>
+      <w:r>
+        <w:rPr>
+          <w:b/>
+        </w:rPr>
+        <w:t>4 extra hours per week</w:t>
+      </w:r>
+      <w:r>
+        <w:t>; ordinary + overtime may never exceed 12 hours per day.</w:t>
+      </w:r>
+    </w:p>
+    <w:p>
+      <w:pPr>
+        <w:pStyle w:val="Heading2"/>
+      </w:pPr>
+      <w:r>
+        <w:rPr>
+          <w:color w:val="374151"/>
+        </w:rPr>
+        <w:t>5.2 Labor-relationship period model (`PeriodoLaboral`)</w:t>
+      </w:r>
+    </w:p>
+    <w:p>
+      <w:r>
+        <w:t xml:space="preserve">Every concept no longer shares a single "days worked" figure. </w:t>
+      </w:r>
+      <w:r>
+        <w:rPr>
+          <w:rFonts w:ascii="Consolas" w:hAnsi="Consolas"/>
+          <w:sz w:val="18"/>
+          <w:shd w:val="clear" w:fill="EEF2FF"/>
+        </w:rPr>
+        <w:t>core/laboral/periodo.py</w:t>
+      </w:r>
+      <w:r>
+        <w:t xml:space="preserve"> decomposes the relationship into the period each article requires:</w:t>
+      </w:r>
+    </w:p>
+    <w:p>
+      <w:pPr>
+        <w:spacing w:before="80" w:after="80"/>
+        <w:shd w:val="clear" w:fill="F3F4F6"/>
+      </w:pPr>
+      <w:r>
+        <w:rPr>
+          <w:rFonts w:ascii="Consolas" w:hAnsi="Consolas"/>
+          <w:sz w:val="17"/>
+        </w:rPr>
+        <w:t>RELACIÓN LABORAL</w:t>
+        <w:br/>
+      </w:r>
+      <w:r>
+        <w:rPr>
+          <w:rFonts w:ascii="Consolas" w:hAnsi="Consolas"/>
+          <w:sz w:val="17"/>
+        </w:rPr>
+        <w:t>├── antigüedad exacta (aniversarios cumplidos, bisiesto-aware) + fracción del ciclo</w:t>
+        <w:br/>
+      </w:r>
+      <w:r>
+        <w:rPr>
+          <w:rFonts w:ascii="Consolas" w:hAnsi="Consolas"/>
+          <w:sz w:val="17"/>
+        </w:rPr>
+        <w:t>├── aniversario vigente / próximo aniversario</w:t>
+        <w:br/>
+      </w:r>
+      <w:r>
+        <w:rPr>
+          <w:rFonts w:ascii="Consolas" w:hAnsi="Consolas"/>
+          <w:sz w:val="17"/>
+        </w:rPr>
+        <w:t>├── días del AÑO CALENDARIO en curso  → aguinaldo (art. 87)</w:t>
+        <w:br/>
+      </w:r>
+      <w:r>
+        <w:rPr>
+          <w:rFonts w:ascii="Consolas" w:hAnsi="Consolas"/>
+          <w:sz w:val="17"/>
+        </w:rPr>
+        <w:t>├── ciclos de vacaciones (uno por año de servicio) → art. 76 y 81</w:t>
+        <w:br/>
+      </w:r>
+      <w:r>
+        <w:rPr>
+          <w:rFonts w:ascii="Consolas" w:hAnsi="Consolas"/>
+          <w:sz w:val="17"/>
+        </w:rPr>
+        <w:t>│   ├── derecho del último año cumplido, no disfrutado</w:t>
+        <w:br/>
+      </w:r>
+      <w:r>
+        <w:rPr>
+          <w:rFonts w:ascii="Consolas" w:hAnsi="Consolas"/>
+          <w:sz w:val="17"/>
+        </w:rPr>
+        <w:t>│   └── proporcional del ciclo en curso</w:t>
+        <w:br/>
+      </w:r>
+      <w:r>
+        <w:rPr>
+          <w:rFonts w:ascii="Consolas" w:hAnsi="Consolas"/>
+          <w:sz w:val="17"/>
+        </w:rPr>
+        <w:t>└── semanas trabajadas → topes de horas extra (arts. 66 y 68)</w:t>
+      </w:r>
+    </w:p>
+    <w:p>
+      <w:r>
+        <w:t>Consequences:</w:t>
+      </w:r>
+    </w:p>
+    <w:p>
+      <w:pPr>
+        <w:pStyle w:val="ListBullet"/>
+      </w:pPr>
+      <w:r>
+        <w:rPr>
+          <w:b/>
+        </w:rPr>
+        <w:t>Aguinaldo</w:t>
+      </w:r>
+      <w:r>
+        <w:t xml:space="preserve"> is proportional to the days worked </w:t>
+      </w:r>
+      <w:r>
+        <w:rPr>
+          <w:b/>
+        </w:rPr>
+        <w:t>in the current calendar year</w:t>
+      </w:r>
+      <w:r>
+        <w:t>, not to the whole seniority (Art. 87: "conforme al tiempo que hubieren trabajado"). A worker with 5 years dismissed on 15 Sep 2026 gets 258/365 of the bonus, not 5 years of it.</w:t>
+      </w:r>
+    </w:p>
+    <w:p>
+      <w:pPr>
+        <w:pStyle w:val="ListBullet"/>
+      </w:pPr>
+      <w:r>
+        <w:rPr>
+          <w:b/>
+        </w:rPr>
+        <w:t>Vacations</w:t>
+      </w:r>
+      <w:r>
+        <w:t xml:space="preserve"> are calculated by anniversary cycle: the entitlement of the last completed year </w:t>
+      </w:r>
+      <w:r>
+        <w:rPr>
+          <w:b/>
+        </w:rPr>
+        <w:t>plus</w:t>
+      </w:r>
+      <w:r>
+        <w:t xml:space="preserve"> the proportional part of the year in progress. The proportional factor is applied </w:t>
+      </w:r>
+      <w:r>
+        <w:rPr>
+          <w:b/>
+        </w:rPr>
+        <w:t>once</w:t>
+      </w:r>
+      <w:r>
+        <w:t xml:space="preserve"> (the previous engine applied it twice, squaring the days).</w:t>
+      </w:r>
+    </w:p>
+    <w:p>
+      <w:pPr>
+        <w:pStyle w:val="ListBullet"/>
+      </w:pPr>
+      <w:r>
+        <w:rPr>
+          <w:b/>
+        </w:rPr>
+        <w:t>Seniority</w:t>
+      </w:r>
+      <w:r>
+        <w:t xml:space="preserve"> is measured by completed anniversaries, not </w:t>
+      </w:r>
+      <w:r>
+        <w:rPr>
+          <w:rFonts w:ascii="Consolas" w:hAnsi="Consolas"/>
+          <w:sz w:val="18"/>
+          <w:shd w:val="clear" w:fill="EEF2FF"/>
+        </w:rPr>
+        <w:t>days / 365</w:t>
+      </w:r>
+      <w:r>
+        <w:t>, so leap years do not distort the result and a termination exactly on the anniversary yields an exact figure.</w:t>
+      </w:r>
+    </w:p>
+    <w:p>
+      <w:pPr>
+        <w:pStyle w:val="Heading2"/>
+      </w:pPr>
+      <w:r>
+        <w:rPr>
+          <w:color w:val="374151"/>
+        </w:rPr>
+        <w:t>5.3 Vacation table (LFT 2022 reform)</w:t>
+      </w:r>
+    </w:p>
+    <w:tbl>
+      <w:tblPr>
+        <w:tblStyle w:val="TableGrid"/>
+        <w:tblW w:type="auto" w:w="0"/>
+        <w:tblLook w:firstColumn="1" w:firstRow="1" w:lastColumn="0" w:lastRow="0" w:noHBand="0" w:noVBand="1" w:val="04A0"/>
+      </w:tblPr>
+      <w:tblGrid>
+        <w:gridCol w:w="876"/>
+        <w:gridCol w:w="876"/>
+        <w:gridCol w:w="876"/>
+        <w:gridCol w:w="876"/>
+        <w:gridCol w:w="876"/>
+        <w:gridCol w:w="876"/>
+        <w:gridCol w:w="876"/>
+        <w:gridCol w:w="876"/>
+        <w:gridCol w:w="876"/>
+        <w:gridCol w:w="876"/>
+        <w:gridCol w:w="876"/>
+      </w:tblGrid>
+      <w:tr>
+        <w:tc>
+          <w:tcPr>
+            <w:tcW w:type="dxa" w:w="876"/>
+            <w:shd w:val="clear" w:fill="1F2937"/>
+          </w:tcPr>
+          <w:p>
+            <w:r/>
+            <w:r>
+              <w:rPr>
+                <w:b/>
+                <w:color w:val="FFFFFF"/>
+                <w:sz w:val="18"/>
+              </w:rPr>
+              <w:t>Years of service</w:t>
+            </w:r>
+          </w:p>
+        </w:tc>
+        <w:tc>
+          <w:tcPr>
+            <w:tcW w:type="dxa" w:w="876"/>
+            <w:shd w:val="clear" w:fill="1F2937"/>
+          </w:tcPr>
+          <w:p>
+            <w:r/>
+            <w:r>
+              <w:rPr>
+                <w:b/>
+                <w:color w:val="FFFFFF"/>
+                <w:sz w:val="18"/>
+              </w:rPr>
+              <w:t>1</w:t>
+            </w:r>
+          </w:p>
+        </w:tc>
+        <w:tc>
+          <w:tcPr>
+            <w:tcW w:type="dxa" w:w="876"/>
+            <w:shd w:val="clear" w:fill="1F2937"/>
+          </w:tcPr>
+          <w:p>
+            <w:r/>
+            <w:r>
+              <w:rPr>
+                <w:b/>
+                <w:color w:val="FFFFFF"/>
+                <w:sz w:val="18"/>
+              </w:rPr>
+              <w:t>2</w:t>
+            </w:r>
+          </w:p>
+        </w:tc>
+        <w:tc>
+          <w:tcPr>
+            <w:tcW w:type="dxa" w:w="876"/>
+            <w:shd w:val="clear" w:fill="1F2937"/>
+          </w:tcPr>
+          <w:p>
+            <w:r/>
+            <w:r>
+              <w:rPr>
+                <w:b/>
+                <w:color w:val="FFFFFF"/>
+                <w:sz w:val="18"/>
+              </w:rPr>
+              <w:t>3</w:t>
+            </w:r>
+          </w:p>
+        </w:tc>
+        <w:tc>
+          <w:tcPr>
+            <w:tcW w:type="dxa" w:w="876"/>
+            <w:shd w:val="clear" w:fill="1F2937"/>
+          </w:tcPr>
+          <w:p>
+            <w:r/>
+            <w:r>
+              <w:rPr>
+                <w:b/>
+                <w:color w:val="FFFFFF"/>
+                <w:sz w:val="18"/>
+              </w:rPr>
+              <w:t>4</w:t>
+            </w:r>
+          </w:p>
+        </w:tc>
+        <w:tc>
+          <w:tcPr>
+            <w:tcW w:type="dxa" w:w="876"/>
+            <w:shd w:val="clear" w:fill="1F2937"/>
+          </w:tcPr>
+          <w:p>
+            <w:r/>
+            <w:r>
+              <w:rPr>
+                <w:b/>
+                <w:color w:val="FFFFFF"/>
+                <w:sz w:val="18"/>
+              </w:rPr>
+              <w:t>5</w:t>
+            </w:r>
+          </w:p>
+        </w:tc>
+        <w:tc>
+          <w:tcPr>
+            <w:tcW w:type="dxa" w:w="876"/>
+            <w:shd w:val="clear" w:fill="1F2937"/>
+          </w:tcPr>
+          <w:p>
+            <w:r/>
+            <w:r>
+              <w:rPr>
+                <w:b/>
+                <w:color w:val="FFFFFF"/>
+                <w:sz w:val="18"/>
+              </w:rPr>
+              <w:t>6-10</w:t>
+            </w:r>
+          </w:p>
+        </w:tc>
+        <w:tc>
+          <w:tcPr>
+            <w:tcW w:type="dxa" w:w="876"/>
+            <w:shd w:val="clear" w:fill="1F2937"/>
+          </w:tcPr>
+          <w:p>
+            <w:r/>
+            <w:r>
+              <w:rPr>
+                <w:b/>
+                <w:color w:val="FFFFFF"/>
+                <w:sz w:val="18"/>
+              </w:rPr>
+              <w:t>11-15</w:t>
+            </w:r>
+          </w:p>
+        </w:tc>
+        <w:tc>
+          <w:tcPr>
+            <w:tcW w:type="dxa" w:w="876"/>
+            <w:shd w:val="clear" w:fill="1F2937"/>
+          </w:tcPr>
+          <w:p>
+            <w:r/>
+            <w:r>
+              <w:rPr>
+                <w:b/>
+                <w:color w:val="FFFFFF"/>
+                <w:sz w:val="18"/>
+              </w:rPr>
+              <w:t>16-20</w:t>
+            </w:r>
+          </w:p>
+        </w:tc>
+        <w:tc>
+          <w:tcPr>
+            <w:tcW w:type="dxa" w:w="876"/>
+            <w:shd w:val="clear" w:fill="1F2937"/>
+          </w:tcPr>
+          <w:p>
+            <w:r/>
+            <w:r>
+              <w:rPr>
+                <w:b/>
+                <w:color w:val="FFFFFF"/>
+                <w:sz w:val="18"/>
+              </w:rPr>
+              <w:t>21-25</w:t>
+            </w:r>
+          </w:p>
+        </w:tc>
+        <w:tc>
+          <w:tcPr>
+            <w:tcW w:type="dxa" w:w="876"/>
+            <w:shd w:val="clear" w:fill="1F2937"/>
+          </w:tcPr>
+          <w:p>
+            <w:r/>
+            <w:r>
+              <w:rPr>
+                <w:b/>
+                <w:color w:val="FFFFFF"/>
+                <w:sz w:val="18"/>
+              </w:rPr>
+              <w:t>26-30</w:t>
+            </w:r>
+          </w:p>
+        </w:tc>
+      </w:tr>
+      <w:tr>
+        <w:tc>
+          <w:tcPr>
+            <w:tcW w:type="dxa" w:w="876"/>
+          </w:tcPr>
+          <w:p>
+            <w:r/>
+            <w:r>
+              <w:rPr>
+                <w:sz w:val="18"/>
+              </w:rPr>
+              <w:t>Days</w:t>
+            </w:r>
+          </w:p>
+        </w:tc>
+        <w:tc>
+          <w:tcPr>
+            <w:tcW w:type="dxa" w:w="876"/>
+          </w:tcPr>
+          <w:p>
+            <w:r/>
+            <w:r>
+              <w:rPr>
+                <w:sz w:val="18"/>
+              </w:rPr>
+              <w:t>12</w:t>
+            </w:r>
+          </w:p>
+        </w:tc>
+        <w:tc>
+          <w:tcPr>
+            <w:tcW w:type="dxa" w:w="876"/>
+          </w:tcPr>
+          <w:p>
+            <w:r/>
+            <w:r>
+              <w:rPr>
+                <w:sz w:val="18"/>
+              </w:rPr>
+              <w:t>14</w:t>
+            </w:r>
+          </w:p>
+        </w:tc>
+        <w:tc>
+          <w:tcPr>
+            <w:tcW w:type="dxa" w:w="876"/>
+          </w:tcPr>
+          <w:p>
+            <w:r/>
+            <w:r>
+              <w:rPr>
+                <w:sz w:val="18"/>
+              </w:rPr>
+              <w:t>16</w:t>
+            </w:r>
+          </w:p>
+        </w:tc>
+        <w:tc>
+          <w:tcPr>
+            <w:tcW w:type="dxa" w:w="876"/>
+          </w:tcPr>
+          <w:p>
+            <w:r/>
+            <w:r>
+              <w:rPr>
+                <w:sz w:val="18"/>
+              </w:rPr>
+              <w:t>18</w:t>
+            </w:r>
+          </w:p>
+        </w:tc>
+        <w:tc>
+          <w:tcPr>
+            <w:tcW w:type="dxa" w:w="876"/>
+          </w:tcPr>
+          <w:p>
+            <w:r/>
+            <w:r>
+              <w:rPr>
+                <w:sz w:val="18"/>
+              </w:rPr>
+              <w:t>20</w:t>
+            </w:r>
+          </w:p>
+        </w:tc>
+        <w:tc>
+          <w:tcPr>
+            <w:tcW w:type="dxa" w:w="876"/>
+          </w:tcPr>
+          <w:p>
+            <w:r/>
+            <w:r>
+              <w:rPr>
+                <w:sz w:val="18"/>
+              </w:rPr>
+              <w:t>22</w:t>
+            </w:r>
+          </w:p>
+        </w:tc>
+        <w:tc>
+          <w:tcPr>
+            <w:tcW w:type="dxa" w:w="876"/>
+          </w:tcPr>
+          <w:p>
+            <w:r/>
+            <w:r>
+              <w:rPr>
+                <w:sz w:val="18"/>
+              </w:rPr>
+              <w:t>24</w:t>
+            </w:r>
+          </w:p>
+        </w:tc>
+        <w:tc>
+          <w:tcPr>
+            <w:tcW w:type="dxa" w:w="876"/>
+          </w:tcPr>
+          <w:p>
+            <w:r/>
+            <w:r>
+              <w:rPr>
+                <w:sz w:val="18"/>
+              </w:rPr>
+              <w:t>26</w:t>
+            </w:r>
+          </w:p>
+        </w:tc>
+        <w:tc>
+          <w:tcPr>
+            <w:tcW w:type="dxa" w:w="876"/>
+          </w:tcPr>
+          <w:p>
+            <w:r/>
+            <w:r>
+              <w:rPr>
+                <w:sz w:val="18"/>
+              </w:rPr>
+              <w:t>28</w:t>
+            </w:r>
+          </w:p>
+        </w:tc>
+        <w:tc>
+          <w:tcPr>
+            <w:tcW w:type="dxa" w:w="876"/>
+          </w:tcPr>
+          <w:p>
+            <w:r/>
+            <w:r>
+              <w:rPr>
+                <w:sz w:val="18"/>
+              </w:rPr>
+              <w:t>30</w:t>
+            </w:r>
+          </w:p>
+        </w:tc>
+      </w:tr>
+    </w:tbl>
+    <w:p>
+      <w:pPr>
+        <w:spacing w:after="0"/>
+      </w:pPr>
+    </w:p>
+    <w:p>
+      <w:r>
+        <w:t xml:space="preserve">Below the first anniversary the entitlement is 0 under the majority criterion (Art. 76 requires "más de un año de servicios"); the </w:t>
+      </w:r>
+      <w:r>
+        <w:rPr>
+          <w:rFonts w:ascii="Consolas" w:hAnsi="Consolas"/>
+          <w:sz w:val="18"/>
+          <w:shd w:val="clear" w:fill="EEF2FF"/>
+        </w:rPr>
+        <w:t>proporcional</w:t>
+      </w:r>
+      <w:r>
+        <w:t xml:space="preserve"> criterion is also available and configurable per case.</w:t>
+      </w:r>
+    </w:p>
+    <w:p>
+      <w:pPr>
+        <w:pStyle w:val="Heading2"/>
+      </w:pPr>
+      <w:r>
+        <w:rPr>
+          <w:color w:val="374151"/>
+        </w:rPr>
+        <w:t>5.3 Concepts calculated</w:t>
+      </w:r>
+    </w:p>
+    <w:tbl>
+      <w:tblPr>
+        <w:tblStyle w:val="TableGrid"/>
+        <w:tblW w:type="auto" w:w="0"/>
+        <w:tblLook w:firstColumn="1" w:firstRow="1" w:lastColumn="0" w:lastRow="0" w:noHBand="0" w:noVBand="1" w:val="04A0"/>
+      </w:tblPr>
+      <w:tblGrid>
+        <w:gridCol w:w="2409"/>
+        <w:gridCol w:w="2409"/>
+        <w:gridCol w:w="2409"/>
+        <w:gridCol w:w="2409"/>
+      </w:tblGrid>
+      <w:tr>
+        <w:tc>
+          <w:tcPr>
+            <w:tcW w:type="dxa" w:w="2409"/>
+            <w:shd w:val="clear" w:fill="1F2937"/>
+          </w:tcPr>
+          <w:p>
+            <w:r/>
+            <w:r>
+              <w:rPr>
+                <w:b/>
+                <w:color w:val="FFFFFF"/>
+                <w:sz w:val="18"/>
+              </w:rPr>
+              <w:t>Concept</w:t>
+            </w:r>
+          </w:p>
+        </w:tc>
+        <w:tc>
+          <w:tcPr>
+            <w:tcW w:type="dxa" w:w="2409"/>
+            <w:shd w:val="clear" w:fill="1F2937"/>
+          </w:tcPr>
+          <w:p>
+            <w:r/>
+            <w:r>
+              <w:rPr>
+                <w:b/>
+                <w:color w:val="FFFFFF"/>
+                <w:sz w:val="18"/>
+              </w:rPr>
+              <w:t>Article</w:t>
+            </w:r>
+          </w:p>
+        </w:tc>
+        <w:tc>
+          <w:tcPr>
+            <w:tcW w:type="dxa" w:w="2409"/>
+            <w:shd w:val="clear" w:fill="1F2937"/>
+          </w:tcPr>
+          <w:p>
+            <w:r/>
+            <w:r>
+              <w:rPr>
+                <w:b/>
+                <w:color w:val="FFFFFF"/>
+                <w:sz w:val="18"/>
+              </w:rPr>
+              <w:t>Type</w:t>
+            </w:r>
+          </w:p>
+        </w:tc>
+        <w:tc>
+          <w:tcPr>
+            <w:tcW w:type="dxa" w:w="2409"/>
+            <w:shd w:val="clear" w:fill="1F2937"/>
+          </w:tcPr>
+          <w:p>
+            <w:r/>
+            <w:r>
+              <w:rPr>
+                <w:b/>
+                <w:color w:val="FFFFFF"/>
+                <w:sz w:val="18"/>
+              </w:rPr>
+              <w:t>Base</w:t>
+            </w:r>
+          </w:p>
+        </w:tc>
+      </w:tr>
+      <w:tr>
+        <w:tc>
+          <w:tcPr>
+            <w:tcW w:type="dxa" w:w="2409"/>
+          </w:tcPr>
+          <w:p>
+            <w:r/>
+            <w:r>
+              <w:rPr>
+                <w:sz w:val="18"/>
+              </w:rPr>
+              <w:t>Aguinaldo proporcional</w:t>
+            </w:r>
+          </w:p>
+        </w:tc>
+        <w:tc>
+          <w:tcPr>
+            <w:tcW w:type="dxa" w:w="2409"/>
+          </w:tcPr>
+          <w:p>
+            <w:r/>
+            <w:r>
+              <w:rPr>
+                <w:sz w:val="18"/>
+              </w:rPr>
+              <w:t>Art. 87 LFT</w:t>
+            </w:r>
+          </w:p>
+        </w:tc>
+        <w:tc>
+          <w:tcPr>
+            <w:tcW w:type="dxa" w:w="2409"/>
+          </w:tcPr>
+          <w:p>
+            <w:r/>
+            <w:r>
+              <w:rPr>
+                <w:sz w:val="18"/>
+              </w:rPr>
               <w:t>automatic</w:t>
+            </w:r>
+          </w:p>
+        </w:tc>
+        <w:tc>
+          <w:tcPr>
+            <w:tcW w:type="dxa" w:w="2409"/>
+          </w:tcPr>
+          <w:p>
+            <w:r/>
+            <w:r>
+              <w:rPr>
+                <w:sz w:val="18"/>
+              </w:rPr>
+              <w:t>días del año calendario en curso</w:t>
+            </w:r>
+          </w:p>
+        </w:tc>
+      </w:tr>
+      <w:tr>
+        <w:tc>
+          <w:tcPr>
+            <w:tcW w:type="dxa" w:w="2409"/>
+          </w:tcPr>
+          <w:p>
+            <w:r/>
+            <w:r>
+              <w:rPr>
+                <w:sz w:val="18"/>
+              </w:rPr>
+              <w:t>Vacaciones (año cumplido + proporcional)</w:t>
+            </w:r>
+          </w:p>
+        </w:tc>
+        <w:tc>
+          <w:tcPr>
+            <w:tcW w:type="dxa" w:w="2409"/>
+          </w:tcPr>
+          <w:p>
+            <w:r/>
+            <w:r>
+              <w:rPr>
+                <w:sz w:val="18"/>
+              </w:rPr>
+              <w:t>Art. 76 y 81 LFT</w:t>
+            </w:r>
+          </w:p>
+        </w:tc>
+        <w:tc>
+          <w:tcPr>
+            <w:tcW w:type="dxa" w:w="2409"/>
+          </w:tcPr>
+          <w:p>
+            <w:r/>
+            <w:r>
+              <w:rPr>
+                <w:sz w:val="18"/>
+              </w:rPr>
+              <w:t>automatic</w:t>
+            </w:r>
+          </w:p>
+        </w:tc>
+        <w:tc>
+          <w:tcPr>
+            <w:tcW w:type="dxa" w:w="2409"/>
+          </w:tcPr>
+          <w:p>
+            <w:r/>
+            <w:r>
+              <w:rPr>
+                <w:sz w:val="18"/>
+              </w:rPr>
+              <w:t>ciclo de aniversario</w:t>
+            </w:r>
+          </w:p>
+        </w:tc>
+      </w:tr>
+      <w:tr>
+        <w:tc>
+          <w:tcPr>
+            <w:tcW w:type="dxa" w:w="2409"/>
+          </w:tcPr>
+          <w:p>
+            <w:r/>
+            <w:r>
+              <w:rPr>
+                <w:sz w:val="18"/>
+              </w:rPr>
+              <w:t>Prima vacacional</w:t>
+            </w:r>
+          </w:p>
+        </w:tc>
+        <w:tc>
+          <w:tcPr>
+            <w:tcW w:type="dxa" w:w="2409"/>
+          </w:tcPr>
+          <w:p>
+            <w:r/>
+            <w:r>
+              <w:rPr>
+                <w:sz w:val="18"/>
+              </w:rPr>
+              <w:t>Art. 80 LFT</w:t>
+            </w:r>
+          </w:p>
+        </w:tc>
+        <w:tc>
+          <w:tcPr>
+            <w:tcW w:type="dxa" w:w="2409"/>
+          </w:tcPr>
+          <w:p>
+            <w:r/>
+            <w:r>
+              <w:rPr>
+                <w:sz w:val="18"/>
+              </w:rPr>
+              <w:t>automatic</w:t>
+            </w:r>
+          </w:p>
+        </w:tc>
+        <w:tc>
+          <w:tcPr>
+            <w:tcW w:type="dxa" w:w="2409"/>
+          </w:tcPr>
+          <w:p>
+            <w:r/>
+            <w:r>
+              <w:rPr>
+                <w:sz w:val="18"/>
+              </w:rPr>
+              <w:t>25% de las vacaciones</w:t>
+            </w:r>
+          </w:p>
+        </w:tc>
+      </w:tr>
+      <w:tr>
+        <w:tc>
+          <w:tcPr>
+            <w:tcW w:type="dxa" w:w="2409"/>
+          </w:tcPr>
+          <w:p>
+            <w:r/>
+            <w:r>
+              <w:rPr>
+                <w:sz w:val="18"/>
+              </w:rPr>
+              <w:t>Prima de antigüedad (con piso y tope de zona)</w:t>
+            </w:r>
+          </w:p>
+        </w:tc>
+        <w:tc>
+          <w:tcPr>
+            <w:tcW w:type="dxa" w:w="2409"/>
+          </w:tcPr>
+          <w:p>
+            <w:r/>
+            <w:r>
+              <w:rPr>
+                <w:sz w:val="18"/>
+              </w:rPr>
+              <w:t>Art. 162, 485, 486 LFT</w:t>
+            </w:r>
+          </w:p>
+        </w:tc>
+        <w:tc>
+          <w:tcPr>
+            <w:tcW w:type="dxa" w:w="2409"/>
+          </w:tcPr>
+          <w:p>
+            <w:r/>
+            <w:r>
+              <w:rPr>
+                <w:sz w:val="18"/>
+              </w:rPr>
+              <w:t>automática por tipo de despido</w:t>
+            </w:r>
+          </w:p>
+        </w:tc>
+        <w:tc>
+          <w:tcPr>
+            <w:tcW w:type="dxa" w:w="2409"/>
+          </w:tcPr>
+          <w:p>
+            <w:r/>
+            <w:r>
+              <w:rPr>
+                <w:sz w:val="18"/>
+              </w:rPr>
+              <w:t>salario diario con piso/techo del área</w:t>
+            </w:r>
+          </w:p>
+        </w:tc>
+      </w:tr>
+      <w:tr>
+        <w:tc>
+          <w:tcPr>
+            <w:tcW w:type="dxa" w:w="2409"/>
+          </w:tcPr>
+          <w:p>
+            <w:r/>
+            <w:r>
+              <w:rPr>
+                <w:sz w:val="18"/>
+              </w:rPr>
+              <w:t>Indemnización constitucional (90 días)</w:t>
+            </w:r>
+          </w:p>
+        </w:tc>
+        <w:tc>
+          <w:tcPr>
+            <w:tcW w:type="dxa" w:w="2409"/>
+          </w:tcPr>
+          <w:p>
+            <w:r/>
+            <w:r>
+              <w:rPr>
+                <w:sz w:val="18"/>
+              </w:rPr>
+              <w:t>Art. 50 fr. III LFT</w:t>
+            </w:r>
+          </w:p>
+        </w:tc>
+        <w:tc>
+          <w:tcPr>
+            <w:tcW w:type="dxa" w:w="2409"/>
+          </w:tcPr>
+          <w:p>
+            <w:r/>
+            <w:r>
+              <w:rPr>
+                <w:sz w:val="18"/>
+              </w:rPr>
+              <w:t>automática por tipo de despido</w:t>
+            </w:r>
+          </w:p>
+        </w:tc>
+        <w:tc>
+          <w:tcPr>
+            <w:tcW w:type="dxa" w:w="2409"/>
+          </w:tcPr>
+          <w:p>
+            <w:r/>
+            <w:r>
+              <w:rPr>
+                <w:b/>
+                <w:sz w:val="18"/>
+              </w:rPr>
+              <w:t>salario diario integrado</w:t>
+            </w:r>
+          </w:p>
+        </w:tc>
+      </w:tr>
+      <w:tr>
+        <w:tc>
+          <w:tcPr>
+            <w:tcW w:type="dxa" w:w="2409"/>
+          </w:tcPr>
+          <w:p>
+            <w:r/>
+            <w:r>
+              <w:rPr>
+                <w:sz w:val="18"/>
+              </w:rPr>
+              <w:t>Indemnización 20 días por año</w:t>
+            </w:r>
+          </w:p>
+        </w:tc>
+        <w:tc>
+          <w:tcPr>
+            <w:tcW w:type="dxa" w:w="2409"/>
+          </w:tcPr>
+          <w:p>
+            <w:r/>
+            <w:r>
+              <w:rPr>
+                <w:sz w:val="18"/>
+              </w:rPr>
+              <w:t>Art. 50 fr. II LFT</w:t>
+            </w:r>
+          </w:p>
+        </w:tc>
+        <w:tc>
+          <w:tcPr>
+            <w:tcW w:type="dxa" w:w="2409"/>
+          </w:tcPr>
+          <w:p>
+            <w:r/>
+            <w:r>
+              <w:rPr>
+                <w:sz w:val="18"/>
+              </w:rPr>
+              <w:t>automática por tipo de despido</w:t>
+            </w:r>
+          </w:p>
+        </w:tc>
+        <w:tc>
+          <w:tcPr>
+            <w:tcW w:type="dxa" w:w="2409"/>
+          </w:tcPr>
+          <w:p>
+            <w:r/>
+            <w:r>
+              <w:rPr>
+                <w:b/>
+                <w:sz w:val="18"/>
+              </w:rPr>
+              <w:t>salario diario integrado</w:t>
+            </w:r>
+          </w:p>
+        </w:tc>
+      </w:tr>
+      <w:tr>
+        <w:tc>
+          <w:tcPr>
+            <w:tcW w:type="dxa" w:w="2409"/>
+          </w:tcPr>
+          <w:p>
+            <w:r/>
+            <w:r>
+              <w:rPr>
+                <w:sz w:val="18"/>
+              </w:rPr>
+              <w:t>Vacaciones de ciclos anteriores (días manuales)</w:t>
+            </w:r>
+          </w:p>
+        </w:tc>
+        <w:tc>
+          <w:tcPr>
+            <w:tcW w:type="dxa" w:w="2409"/>
+          </w:tcPr>
+          <w:p>
+            <w:r/>
+            <w:r>
+              <w:rPr>
+                <w:sz w:val="18"/>
+              </w:rPr>
+              <w:t>Art. 79 LFT</w:t>
+            </w:r>
+          </w:p>
+        </w:tc>
+        <w:tc>
+          <w:tcPr>
+            <w:tcW w:type="dxa" w:w="2409"/>
+          </w:tcPr>
+          <w:p>
+            <w:r/>
+            <w:r>
+              <w:rPr>
+                <w:sz w:val="18"/>
+              </w:rPr>
+              <w:t>semi-auto</w:t>
+            </w:r>
+          </w:p>
+        </w:tc>
+        <w:tc>
+          <w:tcPr>
+            <w:tcW w:type="dxa" w:w="2409"/>
+          </w:tcPr>
+          <w:p>
+            <w:r/>
+            <w:r>
+              <w:rPr>
+                <w:sz w:val="18"/>
+              </w:rPr>
+              <w:t>salario diario</w:t>
+            </w:r>
+          </w:p>
+        </w:tc>
+      </w:tr>
+      <w:tr>
+        <w:tc>
+          <w:tcPr>
+            <w:tcW w:type="dxa" w:w="2409"/>
+          </w:tcPr>
+          <w:p>
+            <w:r/>
+            <w:r>
+              <w:rPr>
+                <w:sz w:val="18"/>
+              </w:rPr>
+              <w:t>Horas extras: dobles + excedentes</w:t>
+            </w:r>
+          </w:p>
+        </w:tc>
+        <w:tc>
+          <w:tcPr>
+            <w:tcW w:type="dxa" w:w="2409"/>
+          </w:tcPr>
+          <w:p>
+            <w:r/>
+            <w:r>
+              <w:rPr>
+                <w:sz w:val="18"/>
+              </w:rPr>
+              <w:t>Art. 66 y 68 LFT</w:t>
+            </w:r>
+          </w:p>
+        </w:tc>
+        <w:tc>
+          <w:tcPr>
+            <w:tcW w:type="dxa" w:w="2409"/>
+          </w:tcPr>
+          <w:p>
+            <w:r/>
+            <w:r>
+              <w:rPr>
+                <w:sz w:val="18"/>
+              </w:rPr>
+              <w:t>semi-auto</w:t>
+            </w:r>
+          </w:p>
+        </w:tc>
+        <w:tc>
+          <w:tcPr>
+            <w:tcW w:type="dxa" w:w="2409"/>
+          </w:tcPr>
+          <w:p>
+            <w:r/>
+            <w:r>
+              <w:rPr>
+                <w:sz w:val="18"/>
+              </w:rPr>
+              <w:t>valor hora por jornada (art. 61)</w:t>
+            </w:r>
+          </w:p>
+        </w:tc>
+      </w:tr>
+      <w:tr>
+        <w:tc>
+          <w:tcPr>
+            <w:tcW w:type="dxa" w:w="2409"/>
+          </w:tcPr>
+          <w:p>
+            <w:r/>
+            <w:r>
+              <w:rPr>
+                <w:sz w:val="18"/>
+              </w:rPr>
+              <w:t>Salarios devengados (monto manual)</w:t>
+            </w:r>
+          </w:p>
+        </w:tc>
+        <w:tc>
+          <w:tcPr>
+            <w:tcW w:type="dxa" w:w="2409"/>
+          </w:tcPr>
+          <w:p>
+            <w:r/>
+            <w:r>
+              <w:rPr>
+                <w:sz w:val="18"/>
+              </w:rPr>
+              <w:t>Art. 48 LFT</w:t>
+            </w:r>
+          </w:p>
+        </w:tc>
+        <w:tc>
+          <w:tcPr>
+            <w:tcW w:type="dxa" w:w="2409"/>
+          </w:tcPr>
+          <w:p>
+            <w:r/>
+            <w:r>
+              <w:rPr>
+                <w:sz w:val="18"/>
+              </w:rPr>
+              <w:t>manual</w:t>
+            </w:r>
+          </w:p>
+        </w:tc>
+        <w:tc>
+          <w:tcPr>
+            <w:tcW w:type="dxa" w:w="2409"/>
+          </w:tcPr>
+          <w:p>
+            <w:r/>
+            <w:r>
+              <w:rPr>
+                <w:sz w:val="18"/>
+              </w:rPr>
+              <w:t>—</w:t>
+            </w:r>
+          </w:p>
+        </w:tc>
+      </w:tr>
+      <w:tr>
+        <w:tc>
+          <w:tcPr>
+            <w:tcW w:type="dxa" w:w="2409"/>
+          </w:tcPr>
+          <w:p>
+            <w:r/>
+            <w:r>
+              <w:rPr>
+                <w:sz w:val="18"/>
+              </w:rPr>
+              <w:t>Días festivos laborados</w:t>
+            </w:r>
+          </w:p>
+        </w:tc>
+        <w:tc>
+          <w:tcPr>
+            <w:tcW w:type="dxa" w:w="2409"/>
+          </w:tcPr>
+          <w:p>
+            <w:r/>
+            <w:r>
+              <w:rPr>
+                <w:sz w:val="18"/>
+              </w:rPr>
+              <w:t>Art. 74-75 LFT</w:t>
+            </w:r>
+          </w:p>
+        </w:tc>
+        <w:tc>
+          <w:tcPr>
+            <w:tcW w:type="dxa" w:w="2409"/>
+          </w:tcPr>
+          <w:p>
+            <w:r/>
+            <w:r>
+              <w:rPr>
+                <w:sz w:val="18"/>
+              </w:rPr>
+              <w:t>semi-auto</w:t>
+            </w:r>
+          </w:p>
+        </w:tc>
+        <w:tc>
+          <w:tcPr>
+            <w:tcW w:type="dxa" w:w="2409"/>
+          </w:tcPr>
+          <w:p>
+            <w:r/>
+            <w:r>
+              <w:rPr>
+                <w:sz w:val="18"/>
+              </w:rPr>
+              <w:t>3 × salario diario</w:t>
+            </w:r>
+          </w:p>
+        </w:tc>
+      </w:tr>
+      <w:tr>
+        <w:tc>
+          <w:tcPr>
+            <w:tcW w:type="dxa" w:w="2409"/>
+          </w:tcPr>
+          <w:p>
+            <w:r/>
+            <w:r>
+              <w:rPr>
+                <w:sz w:val="18"/>
+              </w:rPr>
+              <w:t>Días de descanso semanal laborados</w:t>
+            </w:r>
+          </w:p>
+        </w:tc>
+        <w:tc>
+          <w:tcPr>
+            <w:tcW w:type="dxa" w:w="2409"/>
+          </w:tcPr>
+          <w:p>
+            <w:r/>
+            <w:r>
+              <w:rPr>
+                <w:sz w:val="18"/>
+              </w:rPr>
+              <w:t>Art. 69 y 73 LFT</w:t>
+            </w:r>
+          </w:p>
+        </w:tc>
+        <w:tc>
+          <w:tcPr>
+            <w:tcW w:type="dxa" w:w="2409"/>
+          </w:tcPr>
+          <w:p>
+            <w:r/>
+            <w:r>
+              <w:rPr>
+                <w:sz w:val="18"/>
+              </w:rPr>
+              <w:t>semi-auto</w:t>
+            </w:r>
+          </w:p>
+        </w:tc>
+        <w:tc>
+          <w:tcPr>
+            <w:tcW w:type="dxa" w:w="2409"/>
+          </w:tcPr>
+          <w:p>
+            <w:r/>
+            <w:r>
+              <w:rPr>
+                <w:sz w:val="18"/>
+              </w:rPr>
+              <w:t>2 × salario diario</w:t>
+            </w:r>
+          </w:p>
+        </w:tc>
+      </w:tr>
+    </w:tbl>
+    <w:p>
+      <w:pPr>
+        <w:spacing w:after="0"/>
+      </w:pPr>
+    </w:p>
+    <w:p>
+      <w:pPr>
+        <w:pStyle w:val="Heading2"/>
+      </w:pPr>
+      <w:r>
+        <w:rPr>
+          <w:color w:val="374151"/>
+        </w:rPr>
+        <w:t>5.4 Daily wage vs. integrated wage (Arts. 84 and 89 LFT)</w:t>
+      </w:r>
+    </w:p>
+    <w:p>
+      <w:r>
+        <w:t>The engine keeps the two bases apart, because the law does:</w:t>
+      </w:r>
+    </w:p>
+    <w:p>
+      <w:pPr>
+        <w:pStyle w:val="ListBullet"/>
+      </w:pPr>
+      <w:r>
+        <w:rPr>
+          <w:b/>
+        </w:rPr>
+        <w:t>Salario diario</w:t>
+      </w:r>
+      <w:r>
+        <w:t xml:space="preserve"> = salary ÷ 30 / 15 / 7 / 1 (Art. 89). Base for holidays, bonuses, vacations, overtime.</w:t>
+      </w:r>
+    </w:p>
+    <w:p>
+      <w:pPr>
+        <w:pStyle w:val="ListBullet"/>
+      </w:pPr>
+      <w:r>
+        <w:rPr>
+          <w:b/>
+        </w:rPr>
+        <w:t>Salario diario integrado</w:t>
+      </w:r>
+      <w:r>
+        <w:t xml:space="preserve"> = daily wage + the proportional part of the Art. 84 concepts (cuota diaria, gratificaciones, ayudas, comisiones, prestaciones en especie). Base for the </w:t>
+      </w:r>
+      <w:r>
+        <w:rPr>
+          <w:b/>
+        </w:rPr>
+        <w:t>severance payments</w:t>
+      </w:r>
+      <w:r>
+        <w:t xml:space="preserve"> (90 days and 20 days per year).</w:t>
+      </w:r>
+    </w:p>
+    <w:p>
+      <w:r>
+        <w:t>Both figures appear in the calculation screen and are stated in the demand ("Salario diario: $X · Salario diario integrado: $Y"). Seniority premium uses its own base (piso/techo of the minimum wage of the area, Arts. 485/486) — never the UMA.</w:t>
+      </w:r>
+    </w:p>
+    <w:p>
+      <w:pPr>
+        <w:pStyle w:val="Heading2"/>
+      </w:pPr>
+      <w:r>
+        <w:rPr>
+          <w:color w:val="374151"/>
+        </w:rPr>
+        <w:t>5.5 Overtime is structured, never an average factor</w:t>
+      </w:r>
+    </w:p>
+    <w:p>
+      <w:r>
+        <w:t xml:space="preserve">A single hour total carries no legal information: the double-rate limit is weekly and depends on the year, and everything above it is paid at triple. The engine therefore receives </w:t>
+      </w:r>
+      <w:r>
+        <w:rPr>
+          <w:rFonts w:ascii="Consolas" w:hAnsi="Consolas"/>
+          <w:sz w:val="18"/>
+          <w:shd w:val="clear" w:fill="EEF2FF"/>
+        </w:rPr>
+        <w:t>horas_extra_normales</w:t>
+      </w:r>
+      <w:r>
+        <w:t xml:space="preserve"> (Art. 66) and </w:t>
+      </w:r>
+      <w:r>
+        <w:rPr>
+          <w:rFonts w:ascii="Consolas" w:hAnsi="Consolas"/>
+          <w:sz w:val="18"/>
+          <w:shd w:val="clear" w:fill="EEF2FF"/>
+        </w:rPr>
+        <w:t>horas_extra_excedentes</w:t>
+      </w:r>
+      <w:r>
+        <w:t xml:space="preserve"> (Art. 68). When only a total is captured, it is split against that year's weekly caps (9 + 4 h in 2026) instead of applying the old blanket 2.5× factor. The hourly value follows the day length of the shift (8 / 7 / 7.5 h, Art. 61 LFT).</w:t>
+      </w:r>
+    </w:p>
+    <w:p>
+      <w:pPr>
+        <w:pStyle w:val="Heading2"/>
+      </w:pPr>
+      <w:r>
+        <w:rPr>
+          <w:color w:val="374151"/>
+        </w:rPr>
+        <w:t>5.6 Entitlement by type of termination (Arts. 46, 50 and 162 LFT)</w:t>
+      </w:r>
+    </w:p>
+    <w:p>
+      <w:r>
+        <w:t xml:space="preserve">Severance is not an automatic allowance; </w:t>
+      </w:r>
+      <w:r>
+        <w:rPr>
+          <w:rFonts w:ascii="Consolas" w:hAnsi="Consolas"/>
+          <w:sz w:val="18"/>
+          <w:shd w:val="clear" w:fill="EEF2FF"/>
+        </w:rPr>
+        <w:t>ReglasLegales.restricciones_por_tipo()</w:t>
+      </w:r>
+      <w:r>
+        <w:t xml:space="preserve"> decides it from the type of termination, and the demand, the screen and the recalculation all share that single rule:</w:t>
+      </w:r>
+    </w:p>
+    <w:tbl>
+      <w:tblPr>
+        <w:tblStyle w:val="TableGrid"/>
+        <w:tblW w:type="auto" w:w="0"/>
+        <w:tblLook w:firstColumn="1" w:firstRow="1" w:lastColumn="0" w:lastRow="0" w:noHBand="0" w:noVBand="1" w:val="04A0"/>
+      </w:tblPr>
+      <w:tblGrid>
+        <w:gridCol w:w="2409"/>
+        <w:gridCol w:w="2409"/>
+        <w:gridCol w:w="2409"/>
+        <w:gridCol w:w="2409"/>
+      </w:tblGrid>
+      <w:tr>
+        <w:tc>
+          <w:tcPr>
+            <w:tcW w:type="dxa" w:w="2409"/>
+            <w:shd w:val="clear" w:fill="1F2937"/>
+          </w:tcPr>
+          <w:p>
+            <w:r/>
+            <w:r>
+              <w:rPr>
+                <w:b/>
+                <w:color w:val="FFFFFF"/>
+                <w:sz w:val="18"/>
+              </w:rPr>
+              <w:t>Termination</w:t>
+            </w:r>
+          </w:p>
+        </w:tc>
+        <w:tc>
+          <w:tcPr>
+            <w:tcW w:type="dxa" w:w="2409"/>
+            <w:shd w:val="clear" w:fill="1F2937"/>
+          </w:tcPr>
+          <w:p>
+            <w:r/>
+            <w:r>
+              <w:rPr>
+                <w:b/>
+                <w:color w:val="FFFFFF"/>
+                <w:sz w:val="18"/>
+              </w:rPr>
+              <w:t>90 days (Art. 50 fr. III)</w:t>
+            </w:r>
+          </w:p>
+        </w:tc>
+        <w:tc>
+          <w:tcPr>
+            <w:tcW w:type="dxa" w:w="2409"/>
+            <w:shd w:val="clear" w:fill="1F2937"/>
+          </w:tcPr>
+          <w:p>
+            <w:r/>
+            <w:r>
+              <w:rPr>
+                <w:b/>
+                <w:color w:val="FFFFFF"/>
+                <w:sz w:val="18"/>
+              </w:rPr>
+              <w:t>20 days/year (Art. 50 fr. II)</w:t>
+            </w:r>
+          </w:p>
+        </w:tc>
+        <w:tc>
+          <w:tcPr>
+            <w:tcW w:type="dxa" w:w="2409"/>
+            <w:shd w:val="clear" w:fill="1F2937"/>
+          </w:tcPr>
+          <w:p>
+            <w:r/>
+            <w:r>
+              <w:rPr>
+                <w:b/>
+                <w:color w:val="FFFFFF"/>
+                <w:sz w:val="18"/>
+              </w:rPr>
+              <w:t>Prima de antigüedad (Art. 162)</w:t>
+            </w:r>
+          </w:p>
+        </w:tc>
+      </w:tr>
+      <w:tr>
+        <w:tc>
+          <w:tcPr>
+            <w:tcW w:type="dxa" w:w="2409"/>
+          </w:tcPr>
+          <w:p>
+            <w:r/>
+            <w:r>
+              <w:rPr>
+                <w:sz w:val="18"/>
+              </w:rPr>
+              <w:t>Despido injustificado</w:t>
+            </w:r>
+          </w:p>
+        </w:tc>
+        <w:tc>
+          <w:tcPr>
+            <w:tcW w:type="dxa" w:w="2409"/>
+          </w:tcPr>
+          <w:p>
+            <w:r/>
+            <w:r>
+              <w:rPr>
+                <w:sz w:val="18"/>
+              </w:rPr>
+              <w:t>✔</w:t>
+            </w:r>
+          </w:p>
+        </w:tc>
+        <w:tc>
+          <w:tcPr>
+            <w:tcW w:type="dxa" w:w="2409"/>
+          </w:tcPr>
+          <w:p>
+            <w:r/>
+            <w:r>
+              <w:rPr>
+                <w:sz w:val="18"/>
+              </w:rPr>
+              <w:t>✔</w:t>
+            </w:r>
+          </w:p>
+        </w:tc>
+        <w:tc>
+          <w:tcPr>
+            <w:tcW w:type="dxa" w:w="2409"/>
+          </w:tcPr>
+          <w:p>
+            <w:r/>
+            <w:r>
+              <w:rPr>
+                <w:sz w:val="18"/>
+              </w:rPr>
+              <w:t>✔</w:t>
+            </w:r>
+          </w:p>
+        </w:tc>
+      </w:tr>
+      <w:tr>
+        <w:tc>
+          <w:tcPr>
+            <w:tcW w:type="dxa" w:w="2409"/>
+          </w:tcPr>
+          <w:p>
+            <w:r/>
+            <w:r>
+              <w:rPr>
+                <w:sz w:val="18"/>
+              </w:rPr>
+              <w:t>Rescisión (arts. 51-52)</w:t>
+            </w:r>
+          </w:p>
+        </w:tc>
+        <w:tc>
+          <w:tcPr>
+            <w:tcW w:type="dxa" w:w="2409"/>
+          </w:tcPr>
+          <w:p>
+            <w:r/>
+            <w:r>
+              <w:rPr>
+                <w:sz w:val="18"/>
+              </w:rPr>
+              <w:t>✔</w:t>
+            </w:r>
+          </w:p>
+        </w:tc>
+        <w:tc>
+          <w:tcPr>
+            <w:tcW w:type="dxa" w:w="2409"/>
+          </w:tcPr>
+          <w:p>
+            <w:r/>
+            <w:r>
+              <w:rPr>
+                <w:sz w:val="18"/>
+              </w:rPr>
+              <w:t>✔</w:t>
+            </w:r>
+          </w:p>
+        </w:tc>
+        <w:tc>
+          <w:tcPr>
+            <w:tcW w:type="dxa" w:w="2409"/>
+          </w:tcPr>
+          <w:p>
+            <w:r/>
+            <w:r>
+              <w:rPr>
+                <w:sz w:val="18"/>
+              </w:rPr>
+              <w:t>✔</w:t>
+            </w:r>
+          </w:p>
+        </w:tc>
+      </w:tr>
+      <w:tr>
+        <w:tc>
+          <w:tcPr>
+            <w:tcW w:type="dxa" w:w="2409"/>
+          </w:tcPr>
+          <w:p>
+            <w:r/>
+            <w:r>
+              <w:rPr>
+                <w:sz w:val="18"/>
+              </w:rPr>
+              <w:t>Despido justificado</w:t>
+            </w:r>
+          </w:p>
+        </w:tc>
+        <w:tc>
+          <w:tcPr>
+            <w:tcW w:type="dxa" w:w="2409"/>
+          </w:tcPr>
+          <w:p>
+            <w:r/>
+            <w:r>
+              <w:rPr>
+                <w:sz w:val="18"/>
+              </w:rPr>
+              <w:t>✘ (art. 46)</w:t>
+            </w:r>
+          </w:p>
+        </w:tc>
+        <w:tc>
+          <w:tcPr>
+            <w:tcW w:type="dxa" w:w="2409"/>
+          </w:tcPr>
+          <w:p>
+            <w:r/>
+            <w:r>
+              <w:rPr>
+                <w:sz w:val="18"/>
+              </w:rPr>
+              <w:t>✘</w:t>
+            </w:r>
+          </w:p>
+        </w:tc>
+        <w:tc>
+          <w:tcPr>
+            <w:tcW w:type="dxa" w:w="2409"/>
+          </w:tcPr>
+          <w:p>
+            <w:r/>
+            <w:r>
+              <w:rPr>
+                <w:sz w:val="18"/>
+              </w:rPr>
+              <w:t>✔ (fr. III)</w:t>
+            </w:r>
+          </w:p>
+        </w:tc>
+      </w:tr>
+      <w:tr>
+        <w:tc>
+          <w:tcPr>
+            <w:tcW w:type="dxa" w:w="2409"/>
+          </w:tcPr>
+          <w:p>
+            <w:r/>
+            <w:r>
+              <w:rPr>
+                <w:sz w:val="18"/>
+              </w:rPr>
+              <w:t>Renuncia voluntaria</w:t>
+            </w:r>
+          </w:p>
+        </w:tc>
+        <w:tc>
+          <w:tcPr>
+            <w:tcW w:type="dxa" w:w="2409"/>
+          </w:tcPr>
+          <w:p>
+            <w:r/>
+            <w:r>
+              <w:rPr>
+                <w:sz w:val="18"/>
+              </w:rPr>
+              <w:t>✘</w:t>
+            </w:r>
+          </w:p>
+        </w:tc>
+        <w:tc>
+          <w:tcPr>
+            <w:tcW w:type="dxa" w:w="2409"/>
+          </w:tcPr>
+          <w:p>
+            <w:r/>
+            <w:r>
+              <w:rPr>
+                <w:sz w:val="18"/>
+              </w:rPr>
+              <w:t>✘</w:t>
+            </w:r>
+          </w:p>
+        </w:tc>
+        <w:tc>
+          <w:tcPr>
+            <w:tcW w:type="dxa" w:w="2409"/>
+          </w:tcPr>
+          <w:p>
+            <w:r/>
+            <w:r>
+              <w:rPr>
+                <w:sz w:val="18"/>
+              </w:rPr>
+              <w:t>✔ sólo con 15 años o más</w:t>
+            </w:r>
+          </w:p>
+        </w:tc>
+      </w:tr>
+    </w:tbl>
+    <w:p>
+      <w:pPr>
+        <w:spacing w:after="0"/>
+      </w:pPr>
+    </w:p>
+    <w:p>
+      <w:r>
+        <w:t>Ordinary benefits (holiday bonus, vacations, vacation premium, overtime) are owed in every case.</w:t>
+      </w:r>
+    </w:p>
+    <w:p>
+      <w:pPr>
+        <w:pStyle w:val="Heading2"/>
+      </w:pPr>
+      <w:r>
+        <w:rPr>
+          <w:color w:val="374151"/>
+        </w:rPr>
+        <w:t>5.7 Dismissal narrative (Art. 47 LFT)</w:t>
+      </w:r>
+    </w:p>
+    <w:p>
+      <w:r>
+        <w:t xml:space="preserve">The FACTS section is built from </w:t>
+      </w:r>
+      <w:r>
+        <w:rPr>
+          <w:b/>
+        </w:rPr>
+        <w:t>structured fields</w:t>
+      </w:r>
+      <w:r>
+        <w:t xml:space="preserve"> captured in the accordion rather than one free-text box. Each dismissal modality has its own wording, because the form of the separation carries legal consequence:</w:t>
+      </w:r>
+    </w:p>
+    <w:tbl>
+      <w:tblPr>
+        <w:tblStyle w:val="TableGrid"/>
+        <w:tblW w:type="auto" w:w="0"/>
+        <w:tblLook w:firstColumn="1" w:firstRow="1" w:lastColumn="0" w:lastRow="0" w:noHBand="0" w:noVBand="1" w:val="04A0"/>
+      </w:tblPr>
+      <w:tblGrid>
+        <w:gridCol w:w="3213"/>
+        <w:gridCol w:w="3213"/>
+        <w:gridCol w:w="3213"/>
+      </w:tblGrid>
+      <w:tr>
+        <w:tc>
+          <w:tcPr>
+            <w:tcW w:type="dxa" w:w="3213"/>
+            <w:shd w:val="clear" w:fill="1F2937"/>
+          </w:tcPr>
+          <w:p>
+            <w:r/>
+            <w:r>
+              <w:rPr>
+                <w:b/>
+                <w:color w:val="FFFFFF"/>
+                <w:sz w:val="18"/>
+              </w:rPr>
+              <w:t>Modality</w:t>
+            </w:r>
+          </w:p>
+        </w:tc>
+        <w:tc>
+          <w:tcPr>
+            <w:tcW w:type="dxa" w:w="3213"/>
+            <w:shd w:val="clear" w:fill="1F2937"/>
+          </w:tcPr>
+          <w:p>
+            <w:r/>
+            <w:r>
+              <w:rPr>
+                <w:b/>
+                <w:color w:val="FFFFFF"/>
+                <w:sz w:val="18"/>
+              </w:rPr>
+              <w:t>Wording</w:t>
+            </w:r>
+          </w:p>
+        </w:tc>
+        <w:tc>
+          <w:tcPr>
+            <w:tcW w:type="dxa" w:w="3213"/>
+            <w:shd w:val="clear" w:fill="1F2937"/>
+          </w:tcPr>
+          <w:p>
+            <w:r/>
+            <w:r>
+              <w:rPr>
+                <w:b/>
+                <w:color w:val="FFFFFF"/>
+                <w:sz w:val="18"/>
+              </w:rPr>
+              <w:t>Legal note</w:t>
             </w:r>
           </w:p>
         </w:tc>
@@ -2242,7 +4251,7 @@
               <w:rPr>
                 <w:sz w:val="18"/>
               </w:rPr>
-              <w:t>Indemnización 20 días por año</w:t>
+              <w:t>verbal</w:t>
             </w:r>
           </w:p>
         </w:tc>
@@ -2256,7 +4265,7 @@
               <w:rPr>
                 <w:sz w:val="18"/>
               </w:rPr>
-              <w:t>Art. 50-II LFT</w:t>
+              <w:t>Verbal dismissal with no document; quotes who communicated it, where, and the exact words</w:t>
             </w:r>
           </w:p>
         </w:tc>
@@ -2270,7 +4279,7 @@
               <w:rPr>
                 <w:sz w:val="18"/>
               </w:rPr>
-              <w:t>automatic</w:t>
+              <w:t>Without written notice the separation is presumed unjustified (Art. 47 LFT)</w:t>
             </w:r>
           </w:p>
         </w:tc>
@@ -2286,7 +4295,7 @@
               <w:rPr>
                 <w:sz w:val="18"/>
               </w:rPr>
-              <w:t>Vacaciones vencidas (manual days)</w:t>
+              <w:t>escrito</w:t>
             </w:r>
           </w:p>
         </w:tc>
@@ -2300,7 +4309,7 @@
               <w:rPr>
                 <w:sz w:val="18"/>
               </w:rPr>
-              <w:t>Art. 76 LFT</w:t>
+              <w:t>Receipt of the termination document; quotes the stated reason</w:t>
             </w:r>
           </w:p>
         </w:tc>
@@ -2314,7 +4323,7 @@
               <w:rPr>
                 <w:sz w:val="18"/>
               </w:rPr>
-              <w:t>semi-auto</w:t>
+              <w:t>If the document states no cause, the facts say so</w:t>
             </w:r>
           </w:p>
         </w:tc>
@@ -2330,7 +4339,7 @@
               <w:rPr>
                 <w:sz w:val="18"/>
               </w:rPr>
-              <w:t>Horas extras (manual hours)</w:t>
+              <w:t>acceso</w:t>
             </w:r>
           </w:p>
         </w:tc>
@@ -2344,7 +4353,7 @@
               <w:rPr>
                 <w:sz w:val="18"/>
               </w:rPr>
-              <w:t>Art. 66-68 LFT</w:t>
+              <w:t>Showed up at the workplace and was denied access</w:t>
             </w:r>
           </w:p>
         </w:tc>
@@ -2358,7 +4367,7 @@
               <w:rPr>
                 <w:sz w:val="18"/>
               </w:rPr>
-              <w:t>semi-auto</w:t>
+              <w:t>Denial of access is equivalent to separation</w:t>
             </w:r>
           </w:p>
         </w:tc>
@@ -2374,7 +4383,7 @@
               <w:rPr>
                 <w:sz w:val="18"/>
               </w:rPr>
-              <w:t>Salarios devengados (manual amount)</w:t>
+              <w:t>otro</w:t>
             </w:r>
           </w:p>
         </w:tc>
@@ -2388,7 +4397,7 @@
               <w:rPr>
                 <w:sz w:val="18"/>
               </w:rPr>
-              <w:t>Art. 48 LFT</w:t>
+              <w:t>Free-text explanation from the advisor</w:t>
             </w:r>
           </w:p>
         </w:tc>
@@ -2402,7 +4411,128 @@
               <w:rPr>
                 <w:sz w:val="18"/>
               </w:rPr>
-              <w:t>manual</w:t>
+              <w:t>—</w:t>
+            </w:r>
+          </w:p>
+        </w:tc>
+      </w:tr>
+    </w:tbl>
+    <w:p>
+      <w:pPr>
+        <w:spacing w:after="0"/>
+      </w:pPr>
+    </w:p>
+    <w:p>
+      <w:r>
+        <w:rPr>
+          <w:rFonts w:ascii="Consolas" w:hAnsi="Consolas"/>
+          <w:sz w:val="18"/>
+          <w:shd w:val="clear" w:fill="EEF2FF"/>
+        </w:rPr>
+        <w:t>construir_hechos()</w:t>
+      </w:r>
+      <w:r>
+        <w:t xml:space="preserve"> is the </w:t>
+      </w:r>
+      <w:r>
+        <w:rPr>
+          <w:b/>
+        </w:rPr>
+        <w:t>single source</w:t>
+      </w:r>
+      <w:r>
+        <w:t xml:space="preserve"> of the narrative, shared by the DOCX and the HTML generators so both outputs say exactly the same thing.</w:t>
+      </w:r>
+    </w:p>
+    <w:p>
+      <w:pPr>
+        <w:pStyle w:val="Heading2"/>
+      </w:pPr>
+      <w:r>
+        <w:rPr>
+          <w:color w:val="374151"/>
+        </w:rPr>
+        <w:t>5.8 Preferred action (Arts. 48 and 49 LFT)</w:t>
+      </w:r>
+    </w:p>
+    <w:p>
+      <w:r>
+        <w:t xml:space="preserve">Art. 48 LFT gives the worker a </w:t>
+      </w:r>
+      <w:r>
+        <w:rPr>
+          <w:b/>
+        </w:rPr>
+        <w:t>choice</w:t>
+      </w:r>
+      <w:r>
+        <w:t xml:space="preserve"> between reinstatement in the position held and the three-month severance. These are not cumulative benefits: they are mutually exclusive actions. </w:t>
+      </w:r>
+      <w:r>
+        <w:rPr>
+          <w:rFonts w:ascii="Consolas" w:hAnsi="Consolas"/>
+          <w:sz w:val="18"/>
+          <w:shd w:val="clear" w:fill="EEF2FF"/>
+        </w:rPr>
+        <w:t>Cliente.accion_preferida</w:t>
+      </w:r>
+      <w:r>
+        <w:t xml:space="preserve"> captures the choice and </w:t>
+      </w:r>
+      <w:r>
+        <w:rPr>
+          <w:rFonts w:ascii="Consolas" w:hAnsi="Consolas"/>
+          <w:sz w:val="18"/>
+          <w:shd w:val="clear" w:fill="EEF2FF"/>
+        </w:rPr>
+        <w:t>ReglasLegales.accion_posible()</w:t>
+      </w:r>
+      <w:r>
+        <w:t xml:space="preserve"> resolves it:</w:t>
+      </w:r>
+    </w:p>
+    <w:tbl>
+      <w:tblPr>
+        <w:tblStyle w:val="TableGrid"/>
+        <w:tblW w:type="auto" w:w="0"/>
+        <w:tblLook w:firstColumn="1" w:firstRow="1" w:lastColumn="0" w:lastRow="0" w:noHBand="0" w:noVBand="1" w:val="04A0"/>
+      </w:tblPr>
+      <w:tblGrid>
+        <w:gridCol w:w="4819"/>
+        <w:gridCol w:w="4819"/>
+      </w:tblGrid>
+      <w:tr>
+        <w:tc>
+          <w:tcPr>
+            <w:tcW w:type="dxa" w:w="4819"/>
+            <w:shd w:val="clear" w:fill="1F2937"/>
+          </w:tcPr>
+          <w:p>
+            <w:r/>
+            <w:r>
+              <w:rPr>
+                <w:b/>
+                <w:color w:val="FFFFFF"/>
+                <w:sz w:val="18"/>
+              </w:rPr>
+              <w:t>Situation</w:t>
+            </w:r>
+          </w:p>
+        </w:tc>
+        <w:tc>
+          <w:tcPr>
+            <w:tcW w:type="dxa" w:w="4819"/>
+            <w:shd w:val="clear" w:fill="1F2937"/>
+          </w:tcPr>
+          <w:p>
+            <w:r/>
+            <w:r>
+              <w:rPr>
+                <w:b/>
+                <w:color w:val="FFFFFF"/>
+                <w:sz w:val="18"/>
+              </w:rPr>
+              <w:t>Outcome</w:t>
             </w:r>
           </w:p>
         </w:tc>
@@ -2410,7 +4540,7 @@
       <w:tr>
         <w:tc>
           <w:tcPr>
-            <w:tcW w:type="dxa" w:w="3213"/>
+            <w:tcW w:type="dxa" w:w="4819"/>
           </w:tcPr>
           <w:p>
             <w:r/>
@@ -2418,13 +4548,42 @@
               <w:rPr>
                 <w:sz w:val="18"/>
               </w:rPr>
-              <w:t>Días festivos (manual days)</w:t>
+              <w:t>reinstalacion</w:t>
+            </w:r>
+            <w:r>
+              <w:rPr>
+                <w:sz w:val="18"/>
+              </w:rPr>
+              <w:t>, 1+ year, unjustified dismissal or rescission</w:t>
             </w:r>
           </w:p>
         </w:tc>
         <w:tc>
           <w:tcPr>
-            <w:tcW w:type="dxa" w:w="3213"/>
+            <w:tcW w:type="dxa" w:w="4819"/>
+          </w:tcPr>
+          <w:p>
+            <w:r/>
+            <w:r>
+              <w:rPr>
+                <w:b/>
+                <w:sz w:val="18"/>
+              </w:rPr>
+              <w:t>Proceeds</w:t>
+            </w:r>
+            <w:r>
+              <w:rPr>
+                <w:sz w:val="18"/>
+              </w:rPr>
+              <w:t>: the three-month severance leaves the total and the prayer asks for reinstatement + back wages</w:t>
+            </w:r>
+          </w:p>
+        </w:tc>
+      </w:tr>
+      <w:tr>
+        <w:tc>
+          <w:tcPr>
+            <w:tcW w:type="dxa" w:w="4819"/>
           </w:tcPr>
           <w:p>
             <w:r/>
@@ -2432,13 +4591,42 @@
               <w:rPr>
                 <w:sz w:val="18"/>
               </w:rPr>
-              <w:t>Art. 75 LFT</w:t>
+              <w:t>reinstalacion</w:t>
+            </w:r>
+            <w:r>
+              <w:rPr>
+                <w:sz w:val="18"/>
+              </w:rPr>
+              <w:t>, under 1 year</w:t>
             </w:r>
           </w:p>
         </w:tc>
         <w:tc>
           <w:tcPr>
-            <w:tcW w:type="dxa" w:w="3213"/>
+            <w:tcW w:type="dxa" w:w="4819"/>
+          </w:tcPr>
+          <w:p>
+            <w:r/>
+            <w:r>
+              <w:rPr>
+                <w:b/>
+                <w:sz w:val="18"/>
+              </w:rPr>
+              <w:t>Does not proceed</w:t>
+            </w:r>
+            <w:r>
+              <w:rPr>
+                <w:sz w:val="18"/>
+              </w:rPr>
+              <w:t xml:space="preserve"> (Art. 49 I LFT): the severance stays and the engine explains why</w:t>
+            </w:r>
+          </w:p>
+        </w:tc>
+      </w:tr>
+      <w:tr>
+        <w:tc>
+          <w:tcPr>
+            <w:tcW w:type="dxa" w:w="4819"/>
           </w:tcPr>
           <w:p>
             <w:r/>
@@ -2446,7 +4634,64 @@
               <w:rPr>
                 <w:sz w:val="18"/>
               </w:rPr>
-              <w:t>semi-auto</w:t>
+              <w:t>reinstalacion</w:t>
+            </w:r>
+            <w:r>
+              <w:rPr>
+                <w:sz w:val="18"/>
+              </w:rPr>
+              <w:t>, justified dismissal or voluntary resignation</w:t>
+            </w:r>
+          </w:p>
+        </w:tc>
+        <w:tc>
+          <w:tcPr>
+            <w:tcW w:type="dxa" w:w="4819"/>
+          </w:tcPr>
+          <w:p>
+            <w:r/>
+            <w:r>
+              <w:rPr>
+                <w:b/>
+                <w:sz w:val="18"/>
+              </w:rPr>
+              <w:t>Does not proceed</w:t>
+            </w:r>
+            <w:r>
+              <w:rPr>
+                <w:sz w:val="18"/>
+              </w:rPr>
+              <w:t xml:space="preserve"> (Art. 46 LFT)</w:t>
+            </w:r>
+          </w:p>
+        </w:tc>
+      </w:tr>
+      <w:tr>
+        <w:tc>
+          <w:tcPr>
+            <w:tcW w:type="dxa" w:w="4819"/>
+          </w:tcPr>
+          <w:p>
+            <w:r/>
+            <w:r>
+              <w:rPr>
+                <w:sz w:val="18"/>
+              </w:rPr>
+              <w:t>indemnizacion</w:t>
+            </w:r>
+          </w:p>
+        </w:tc>
+        <w:tc>
+          <w:tcPr>
+            <w:tcW w:type="dxa" w:w="4819"/>
+          </w:tcPr>
+          <w:p>
+            <w:r/>
+            <w:r>
+              <w:rPr>
+                <w:sz w:val="18"/>
+              </w:rPr>
+              <w:t>Always proceeds when the termination creates employer liability</w:t>
             </w:r>
           </w:p>
         </w:tc>
@@ -2458,90 +4703,8 @@
       </w:pPr>
     </w:p>
     <w:p>
-      <w:pPr>
-        <w:pStyle w:val="Heading2"/>
-      </w:pPr>
-      <w:r>
-        <w:rPr>
-          <w:color w:val="374151"/>
-        </w:rPr>
-        <w:t>5.4 Per-case calculation (`CalculoLaboral`)</w:t>
-      </w:r>
-    </w:p>
-    <w:p>
-      <w:pPr>
-        <w:pStyle w:val="ListBullet"/>
-      </w:pPr>
-      <w:r>
-        <w:t xml:space="preserve">One calculation per expediente, storing a </w:t>
-      </w:r>
-      <w:r>
-        <w:rPr>
-          <w:b/>
-        </w:rPr>
-        <w:t>snapshot of inputs</w:t>
-      </w:r>
-      <w:r>
-        <w:t xml:space="preserve"> for history.</w:t>
-      </w:r>
-    </w:p>
-    <w:p>
-      <w:pPr>
-        <w:pStyle w:val="ListBullet"/>
-      </w:pPr>
-      <w:r>
-        <w:rPr>
-          <w:b/>
-        </w:rPr>
-        <w:t>Checkboxes</w:t>
-      </w:r>
-      <w:r>
-        <w:t xml:space="preserve"> let the advisor choose which concepts to include (defaults sensible).</w:t>
-      </w:r>
-    </w:p>
-    <w:p>
-      <w:pPr>
-        <w:pStyle w:val="ListBullet"/>
-      </w:pPr>
-      <w:r>
-        <w:rPr>
-          <w:b/>
-        </w:rPr>
-        <w:t>Manual override</w:t>
-      </w:r>
-      <w:r>
-        <w:t xml:space="preserve"> for vacation days actually owed (when some years were already paid or enjoyed) — shown with an *override applied* flag.</w:t>
-      </w:r>
-    </w:p>
-    <w:p>
-      <w:pPr>
-        <w:pStyle w:val="ListBullet"/>
-      </w:pPr>
-      <w:r>
-        <w:t xml:space="preserve">Shows daily wage, days worked, years of service, per-concept breakdown with legal references, applied-cap warnings, and </w:t>
-      </w:r>
-      <w:r>
-        <w:rPr>
-          <w:b/>
-        </w:rPr>
-        <w:t>total</w:t>
-      </w:r>
-      <w:r>
-        <w:t>.</w:t>
-      </w:r>
-    </w:p>
-    <w:p>
-      <w:pPr>
-        <w:pStyle w:val="ListBullet"/>
-      </w:pPr>
-      <w:r>
-        <w:rPr>
-          <w:b/>
-        </w:rPr>
-        <w:t>Auto-recalculation</w:t>
-      </w:r>
-      <w:r>
-        <w:t xml:space="preserve"> when client/case data or legal rules change (</w:t>
+      <w:r>
+        <w:t>When reinstatement is chosen but does not proceed, the accordion shows a warning (</w:t>
       </w:r>
       <w:r>
         <w:rPr>
@@ -2549,24 +4712,132 @@
           <w:sz w:val="18"/>
           <w:shd w:val="clear" w:fill="EEF2FF"/>
         </w:rPr>
-        <w:t>recalcular</w:t>
-      </w:r>
-      <w:r>
-        <w:t>).</w:t>
+        <w:t>advertencias_accion</w:t>
+      </w:r>
+      <w:r>
+        <w:t>) before the demand is generated, so the advisor does not file an impossible action.</w:t>
       </w:r>
     </w:p>
     <w:p>
       <w:pPr>
+        <w:pStyle w:val="Heading2"/>
+      </w:pPr>
+      <w:r>
+        <w:rPr>
+          <w:color w:val="374151"/>
+        </w:rPr>
+        <w:t>5.4 Per-case calculation (`CalculoLaboral`)</w:t>
+      </w:r>
+    </w:p>
+    <w:p>
+      <w:pPr>
         <w:pStyle w:val="ListBullet"/>
       </w:pPr>
       <w:r>
+        <w:t xml:space="preserve">One calculation per expediente, storing a </w:t>
+      </w:r>
+      <w:r>
         <w:rPr>
           <w:b/>
         </w:rPr>
-        <w:t>Quick simulation</w:t>
-      </w:r>
-      <w:r>
-        <w:t xml:space="preserve"> (</w:t>
+        <w:t>snapshot of inputs</w:t>
+      </w:r>
+      <w:r>
+        <w:t xml:space="preserve"> for history.</w:t>
+      </w:r>
+    </w:p>
+    <w:p>
+      <w:pPr>
+        <w:pStyle w:val="ListBullet"/>
+      </w:pPr>
+      <w:r>
+        <w:rPr>
+          <w:b/>
+        </w:rPr>
+        <w:t>Checkboxes</w:t>
+      </w:r>
+      <w:r>
+        <w:t xml:space="preserve"> let the advisor choose which concepts to include (5 base concepts on by default). Concepts that depend on the cause of termination are forced on/off by law.</w:t>
+      </w:r>
+    </w:p>
+    <w:p>
+      <w:pPr>
+        <w:pStyle w:val="ListBullet"/>
+      </w:pPr>
+      <w:r>
+        <w:rPr>
+          <w:b/>
+        </w:rPr>
+        <w:t>Manual override</w:t>
+      </w:r>
+      <w:r>
+        <w:t xml:space="preserve"> for vacation days actually owed (when some years were already paid or enjoyed) — shown with an *override applied* flag.</w:t>
+      </w:r>
+    </w:p>
+    <w:p>
+      <w:pPr>
+        <w:pStyle w:val="ListBullet"/>
+      </w:pPr>
+      <w:r>
+        <w:t xml:space="preserve">Captures for the </w:t>
+      </w:r>
+      <w:r>
+        <w:rPr>
+          <w:b/>
+        </w:rPr>
+        <w:t>integrated wage</w:t>
+      </w:r>
+      <w:r>
+        <w:t xml:space="preserve"> components, </w:t>
+      </w:r>
+      <w:r>
+        <w:rPr>
+          <w:b/>
+        </w:rPr>
+        <w:t>overtime split</w:t>
+      </w:r>
+      <w:r>
+        <w:t xml:space="preserve"> (double/excess) and </w:t>
+      </w:r>
+      <w:r>
+        <w:rPr>
+          <w:b/>
+        </w:rPr>
+        <w:t>weekly-rest days worked</w:t>
+      </w:r>
+      <w:r>
+        <w:t>.</w:t>
+      </w:r>
+    </w:p>
+    <w:p>
+      <w:pPr>
+        <w:pStyle w:val="ListBullet"/>
+      </w:pPr>
+      <w:r>
+        <w:t xml:space="preserve">Shows daily wage, integrated daily wage, days worked, exact seniority, the calendar-year basis of the holiday bonus, the vacation cycle breakdown, the applied floor/cap, and the </w:t>
+      </w:r>
+      <w:r>
+        <w:rPr>
+          <w:b/>
+        </w:rPr>
+        <w:t>total</w:t>
+      </w:r>
+      <w:r>
+        <w:t>.</w:t>
+      </w:r>
+    </w:p>
+    <w:p>
+      <w:pPr>
+        <w:pStyle w:val="ListBullet"/>
+      </w:pPr>
+      <w:r>
+        <w:rPr>
+          <w:b/>
+        </w:rPr>
+        <w:t>Auto-recalculation</w:t>
+      </w:r>
+      <w:r>
+        <w:t xml:space="preserve"> when client/case data or legal rules change (</w:t>
       </w:r>
       <w:r>
         <w:rPr>
@@ -2574,85 +4845,24 @@
           <w:sz w:val="18"/>
           <w:shd w:val="clear" w:fill="EEF2FF"/>
         </w:rPr>
-        <w:t>simulacion-rapida</w:t>
-      </w:r>
-      <w:r>
-        <w:t>) — instant estimate for a prospect without creating a case: enter salary + dates and get the full breakdown.</w:t>
+        <w:t>recalcular</w:t>
+      </w:r>
+      <w:r>
+        <w:t>).</w:t>
       </w:r>
     </w:p>
     <w:p>
       <w:pPr>
-        <w:spacing w:after="0"/>
-      </w:pPr>
-    </w:p>
-    <w:p>
-      <w:pPr>
-        <w:pStyle w:val="Heading1"/>
-      </w:pPr>
-      <w:r>
-        <w:rPr>
-          <w:color w:val="1A6B3C"/>
-        </w:rPr>
-        <w:t>6. Legal Document Generation</w:t>
-      </w:r>
-    </w:p>
-    <w:p>
-      <w:pPr>
-        <w:pStyle w:val="Heading2"/>
-      </w:pPr>
-      <w:r>
-        <w:rPr>
-          <w:color w:val="374151"/>
-        </w:rPr>
-        <w:t>6.1 Machotes (reusable HTML templates)</w:t>
-      </w:r>
-    </w:p>
-    <w:p>
-      <w:pPr>
         <w:pStyle w:val="ListBullet"/>
       </w:pPr>
       <w:r>
-        <w:t xml:space="preserve">Templates categorized as: </w:t>
-      </w:r>
-      <w:r>
         <w:rPr>
           <w:b/>
         </w:rPr>
-        <w:t>Demanda Laboral, Carta Finiquito, Convenio, Solicitud, Citatorio, Otro</w:t>
-      </w:r>
-      <w:r>
-        <w:t>; with jurisdiction (Federal / Estatal BC / Both), optional dismissal type, icon, active flag, and ordering.</w:t>
-      </w:r>
-    </w:p>
-    <w:p>
-      <w:pPr>
-        <w:pStyle w:val="ListBullet"/>
-      </w:pPr>
-      <w:r>
-        <w:rPr>
-          <w:b/>
-        </w:rPr>
-        <w:t>Favorite</w:t>
-      </w:r>
-      <w:r>
-        <w:t xml:space="preserve"> templates float to the top of the editor.</w:t>
-      </w:r>
-    </w:p>
-    <w:p>
-      <w:pPr>
-        <w:pStyle w:val="ListBullet"/>
-      </w:pPr>
-      <w:r>
-        <w:t xml:space="preserve">Template body is HTML using </w:t>
-      </w:r>
-      <w:r>
-        <w:rPr>
-          <w:b/>
-        </w:rPr>
-        <w:t>markers</w:t>
-      </w:r>
-      <w:r>
-        <w:t xml:space="preserve"> like </w:t>
+        <w:t>Quick simulation</w:t>
+      </w:r>
+      <w:r>
+        <w:t xml:space="preserve"> (</w:t>
       </w:r>
       <w:r>
         <w:rPr>
@@ -2660,10 +4870,102 @@
           <w:sz w:val="18"/>
           <w:shd w:val="clear" w:fill="EEF2FF"/>
         </w:rPr>
-        <w:t>{{ nombre }}</w:t>
-      </w:r>
-      <w:r>
-        <w:t xml:space="preserve">, </w:t>
+        <w:t>simulacion-rapida</w:t>
+      </w:r>
+      <w:r>
+        <w:t>) — instant estimate for a prospect without creating a case: enter salary + dates + zone + shift + termination type and get the full breakdown.</w:t>
+      </w:r>
+    </w:p>
+    <w:p>
+      <w:pPr>
+        <w:pStyle w:val="ListBullet"/>
+      </w:pPr>
+      <w:r>
+        <w:t xml:space="preserve">The </w:t>
+      </w:r>
+      <w:r>
+        <w:rPr>
+          <w:b/>
+        </w:rPr>
+        <w:t>demand uses the stored calculation</w:t>
+      </w:r>
+      <w:r>
+        <w:t>, so the amount claimed always matches the amount the client was shown on screen.</w:t>
+      </w:r>
+    </w:p>
+    <w:p>
+      <w:pPr>
+        <w:spacing w:after="0"/>
+      </w:pPr>
+    </w:p>
+    <w:p>
+      <w:pPr>
+        <w:pStyle w:val="Heading1"/>
+      </w:pPr>
+      <w:r>
+        <w:rPr>
+          <w:color w:val="1A6B3C"/>
+        </w:rPr>
+        <w:t>6. Legal Document Generation</w:t>
+      </w:r>
+    </w:p>
+    <w:p>
+      <w:pPr>
+        <w:pStyle w:val="Heading2"/>
+      </w:pPr>
+      <w:r>
+        <w:rPr>
+          <w:color w:val="374151"/>
+        </w:rPr>
+        <w:t>6.1 Machotes (reusable HTML templates)</w:t>
+      </w:r>
+    </w:p>
+    <w:p>
+      <w:pPr>
+        <w:pStyle w:val="ListBullet"/>
+      </w:pPr>
+      <w:r>
+        <w:t xml:space="preserve">Templates categorized as: </w:t>
+      </w:r>
+      <w:r>
+        <w:rPr>
+          <w:b/>
+        </w:rPr>
+        <w:t>Demanda Laboral, Carta Finiquito, Convenio, Solicitud, Citatorio, Otro</w:t>
+      </w:r>
+      <w:r>
+        <w:t>; with jurisdiction (Federal / Estatal BC / Both), optional dismissal type, icon, active flag, and ordering.</w:t>
+      </w:r>
+    </w:p>
+    <w:p>
+      <w:pPr>
+        <w:pStyle w:val="ListBullet"/>
+      </w:pPr>
+      <w:r>
+        <w:rPr>
+          <w:b/>
+        </w:rPr>
+        <w:t>Favorite</w:t>
+      </w:r>
+      <w:r>
+        <w:t xml:space="preserve"> templates float to the top of the editor.</w:t>
+      </w:r>
+    </w:p>
+    <w:p>
+      <w:pPr>
+        <w:pStyle w:val="ListBullet"/>
+      </w:pPr>
+      <w:r>
+        <w:t xml:space="preserve">Template body is HTML using </w:t>
+      </w:r>
+      <w:r>
+        <w:rPr>
+          <w:b/>
+        </w:rPr>
+        <w:t>markers</w:t>
+      </w:r>
+      <w:r>
+        <w:t xml:space="preserve"> like </w:t>
       </w:r>
       <w:r>
         <w:rPr>
@@ -2671,55 +4973,10 @@
           <w:sz w:val="18"/>
           <w:shd w:val="clear" w:fill="EEF2FF"/>
         </w:rPr>
-        <w:t>{{ empresa }}</w:t>
-      </w:r>
-      <w:r>
-        <w:t>, etc.</w:t>
-      </w:r>
-    </w:p>
-    <w:p>
-      <w:pPr>
-        <w:pStyle w:val="Heading2"/>
-      </w:pPr>
-      <w:r>
-        <w:rPr>
-          <w:color w:val="374151"/>
-        </w:rPr>
-        <w:t>6.2 Marker injection engine (`marcadores.py`)</w:t>
-      </w:r>
-    </w:p>
-    <w:p>
-      <w:pPr>
-        <w:pStyle w:val="ListBullet"/>
-      </w:pPr>
-      <w:r>
-        <w:t xml:space="preserve">~40 markers with </w:t>
-      </w:r>
-      <w:r>
-        <w:rPr>
-          <w:b/>
-        </w:rPr>
-        <w:t>real case data</w:t>
-      </w:r>
-      <w:r>
-        <w:t xml:space="preserve">: client, employer, case, dates (in Spanish, e.g. "1 de enero de 2024"), salary formatting, </w:t>
-      </w:r>
-      <w:r>
-        <w:rPr>
-          <w:b/>
-        </w:rPr>
-        <w:t>and computed benefits</w:t>
-      </w:r>
-      <w:r>
-        <w:t xml:space="preserve"> (aguinaldo, vacations, indemnity…) pulled automatically from the calculation engine.</w:t>
-      </w:r>
-    </w:p>
-    <w:p>
-      <w:pPr>
-        <w:pStyle w:val="ListBullet"/>
-      </w:pPr>
-      <w:r>
-        <w:t>Missing data renders as visible placeholders (</w:t>
+        <w:t>{{ nombre }}</w:t>
+      </w:r>
+      <w:r>
+        <w:t xml:space="preserve">, </w:t>
       </w:r>
       <w:r>
         <w:rPr>
@@ -2727,10 +4984,55 @@
           <w:sz w:val="18"/>
           <w:shd w:val="clear" w:fill="EEF2FF"/>
         </w:rPr>
-        <w:t>[CURP]</w:t>
-      </w:r>
-      <w:r>
-        <w:t xml:space="preserve">, </w:t>
+        <w:t>{{ empresa }}</w:t>
+      </w:r>
+      <w:r>
+        <w:t>, etc.</w:t>
+      </w:r>
+    </w:p>
+    <w:p>
+      <w:pPr>
+        <w:pStyle w:val="Heading2"/>
+      </w:pPr>
+      <w:r>
+        <w:rPr>
+          <w:color w:val="374151"/>
+        </w:rPr>
+        <w:t>6.2 Marker injection engine (`marcadores.py`)</w:t>
+      </w:r>
+    </w:p>
+    <w:p>
+      <w:pPr>
+        <w:pStyle w:val="ListBullet"/>
+      </w:pPr>
+      <w:r>
+        <w:t xml:space="preserve">~40 markers with </w:t>
+      </w:r>
+      <w:r>
+        <w:rPr>
+          <w:b/>
+        </w:rPr>
+        <w:t>real case data</w:t>
+      </w:r>
+      <w:r>
+        <w:t xml:space="preserve">: client, employer, case, dates (in Spanish, e.g. "1 de enero de 2024"), salary formatting, </w:t>
+      </w:r>
+      <w:r>
+        <w:rPr>
+          <w:b/>
+        </w:rPr>
+        <w:t>and computed benefits</w:t>
+      </w:r>
+      <w:r>
+        <w:t xml:space="preserve"> (aguinaldo, vacations, indemnity…) pulled automatically from the calculation engine.</w:t>
+      </w:r>
+    </w:p>
+    <w:p>
+      <w:pPr>
+        <w:pStyle w:val="ListBullet"/>
+      </w:pPr>
+      <w:r>
+        <w:t>Missing data renders as visible placeholders (</w:t>
       </w:r>
       <w:r>
         <w:rPr>
@@ -2738,215 +5040,179 @@
           <w:sz w:val="18"/>
           <w:shd w:val="clear" w:fill="EEF2FF"/>
         </w:rPr>
-        <w:t>[MONTO]</w:t>
-      </w:r>
-      <w:r>
-        <w:t>, …) instead of blank or crashing — so the user knows exactly what to fill in.</w:t>
-      </w:r>
-    </w:p>
-    <w:p>
-      <w:pPr>
-        <w:pStyle w:val="ListBullet"/>
-      </w:pPr>
-      <w:r>
-        <w:rPr>
-          <w:b/>
-        </w:rPr>
-        <w:t>Completeness checker</w:t>
-      </w:r>
-      <w:r>
-        <w:t xml:space="preserve">: lists which fields are complete/incomplete per section (Cliente, Empleo, Empresa, Expediente) with </w:t>
-      </w:r>
-      <w:r>
-        <w:rPr>
-          <w:b/>
-        </w:rPr>
-        <w:t>direct edit links</w:t>
-      </w:r>
-      <w:r>
-        <w:t xml:space="preserve"> and a completeness percentage.</w:t>
-      </w:r>
-    </w:p>
-    <w:p>
-      <w:pPr>
-        <w:pStyle w:val="Heading2"/>
-      </w:pPr>
-      <w:r>
-        <w:rPr>
-          <w:color w:val="374151"/>
-        </w:rPr>
-        <w:t>6.3 Document workflow</w:t>
-      </w:r>
-    </w:p>
-    <w:p>
-      <w:pPr>
-        <w:ind w:left="340"/>
-      </w:pPr>
-      <w:r>
-        <w:rPr>
-          <w:b/>
-        </w:rPr>
-        <w:t xml:space="preserve">1.  </w:t>
-      </w:r>
-      <w:r>
-        <w:t>Choose a machote from the catalog (or from the case).</w:t>
-      </w:r>
-    </w:p>
-    <w:p>
-      <w:pPr>
-        <w:ind w:left="340"/>
-      </w:pPr>
-      <w:r>
-        <w:rPr>
-          <w:b/>
-        </w:rPr>
-        <w:t xml:space="preserve">2.  </w:t>
-      </w:r>
-      <w:r>
-        <w:rPr>
-          <w:b/>
-        </w:rPr>
-        <w:t>Prepare</w:t>
-      </w:r>
-      <w:r>
-        <w:t xml:space="preserve"> — see which data is missing, click through to fix it.</w:t>
-      </w:r>
-    </w:p>
-    <w:p>
-      <w:pPr>
-        <w:ind w:left="340"/>
-      </w:pPr>
-      <w:r>
-        <w:rPr>
-          <w:b/>
-        </w:rPr>
-        <w:t xml:space="preserve">3.  </w:t>
-      </w:r>
-      <w:r>
-        <w:rPr>
-          <w:b/>
-        </w:rPr>
-        <w:t>Edit/preview</w:t>
-      </w:r>
-      <w:r>
-        <w:t xml:space="preserve"> the rendered document in the browser.</w:t>
-      </w:r>
-    </w:p>
-    <w:p>
-      <w:pPr>
-        <w:ind w:left="340"/>
-      </w:pPr>
-      <w:r>
-        <w:rPr>
-          <w:b/>
-        </w:rPr>
-        <w:t xml:space="preserve">4.  </w:t>
-      </w:r>
-      <w:r>
-        <w:rPr>
-          <w:b/>
-        </w:rPr>
-        <w:t>Generate/download</w:t>
-      </w:r>
-      <w:r>
-        <w:t xml:space="preserve"> as PDF.</w:t>
-      </w:r>
-    </w:p>
-    <w:p>
-      <w:pPr>
-        <w:ind w:left="340"/>
-      </w:pPr>
-      <w:r>
-        <w:rPr>
-          <w:b/>
-        </w:rPr>
-        <w:t xml:space="preserve">5.  </w:t>
-      </w:r>
-      <w:r>
-        <w:t xml:space="preserve">Optionally </w:t>
-      </w:r>
-      <w:r>
-        <w:rPr>
-          <w:b/>
-        </w:rPr>
-        <w:t>save the edited document as a new machote</w:t>
-      </w:r>
-      <w:r>
-        <w:t xml:space="preserve"> (team template library grows organically).</w:t>
-      </w:r>
-    </w:p>
-    <w:p>
-      <w:pPr>
-        <w:pStyle w:val="Heading2"/>
-      </w:pPr>
-      <w:r>
-        <w:rPr>
-          <w:color w:val="374151"/>
-        </w:rPr>
-        <w:t>6.4 Import machotes from Word</w:t>
-      </w:r>
-    </w:p>
-    <w:p>
-      <w:pPr>
-        <w:pStyle w:val="ListBullet"/>
-      </w:pPr>
+        <w:t>[CURP]</w:t>
+      </w:r>
+      <w:r>
+        <w:t xml:space="preserve">, </w:t>
+      </w:r>
       <w:r>
         <w:rPr>
           <w:rFonts w:ascii="Consolas" w:hAnsi="Consolas"/>
           <w:sz w:val="18"/>
           <w:shd w:val="clear" w:fill="EEF2FF"/>
         </w:rPr>
-        <w:t>.docx</w:t>
-      </w:r>
-      <w:r>
-        <w:t xml:space="preserve"> files (e.g. a folder of existing demandas) are converted to HTML templates via the </w:t>
-      </w:r>
+        <w:t>[MONTO]</w:t>
+      </w:r>
+      <w:r>
+        <w:t>, …) instead of blank or crashing — so the user knows exactly what to fill in.</w:t>
+      </w:r>
+    </w:p>
+    <w:p>
+      <w:pPr>
+        <w:pStyle w:val="ListBullet"/>
+      </w:pPr>
+      <w:r>
+        <w:rPr>
+          <w:b/>
+        </w:rPr>
+        <w:t>Completeness checker</w:t>
+      </w:r>
+      <w:r>
+        <w:t xml:space="preserve">: lists which fields are complete/incomplete per section (Cliente, Empleo, Empresa, Expediente) with </w:t>
+      </w:r>
+      <w:r>
+        <w:rPr>
+          <w:b/>
+        </w:rPr>
+        <w:t>direct edit links</w:t>
+      </w:r>
+      <w:r>
+        <w:t xml:space="preserve"> and a completeness percentage.</w:t>
+      </w:r>
+    </w:p>
+    <w:p>
+      <w:pPr>
+        <w:pStyle w:val="Heading2"/>
+      </w:pPr>
+      <w:r>
+        <w:rPr>
+          <w:color w:val="374151"/>
+        </w:rPr>
+        <w:t>6.3 Document workflow</w:t>
+      </w:r>
+    </w:p>
+    <w:p>
+      <w:pPr>
+        <w:ind w:left="340"/>
+      </w:pPr>
+      <w:r>
+        <w:rPr>
+          <w:b/>
+        </w:rPr>
+        <w:t xml:space="preserve">1.  </w:t>
+      </w:r>
+      <w:r>
+        <w:t>Choose a machote from the catalog (or from the case).</w:t>
+      </w:r>
+    </w:p>
+    <w:p>
+      <w:pPr>
+        <w:ind w:left="340"/>
+      </w:pPr>
+      <w:r>
+        <w:rPr>
+          <w:b/>
+        </w:rPr>
+        <w:t xml:space="preserve">2.  </w:t>
+      </w:r>
+      <w:r>
+        <w:rPr>
+          <w:b/>
+        </w:rPr>
+        <w:t>Prepare</w:t>
+      </w:r>
+      <w:r>
+        <w:t xml:space="preserve"> — see which data is missing, click through to fix it.</w:t>
+      </w:r>
+    </w:p>
+    <w:p>
+      <w:pPr>
+        <w:ind w:left="340"/>
+      </w:pPr>
+      <w:r>
+        <w:rPr>
+          <w:b/>
+        </w:rPr>
+        <w:t xml:space="preserve">3.  </w:t>
+      </w:r>
+      <w:r>
+        <w:rPr>
+          <w:b/>
+        </w:rPr>
+        <w:t>Edit/preview</w:t>
+      </w:r>
+      <w:r>
+        <w:t xml:space="preserve"> the rendered document in the browser.</w:t>
+      </w:r>
+    </w:p>
+    <w:p>
+      <w:pPr>
+        <w:ind w:left="340"/>
+      </w:pPr>
+      <w:r>
+        <w:rPr>
+          <w:b/>
+        </w:rPr>
+        <w:t xml:space="preserve">4.  </w:t>
+      </w:r>
+      <w:r>
+        <w:rPr>
+          <w:b/>
+        </w:rPr>
+        <w:t>Generate/download</w:t>
+      </w:r>
+      <w:r>
+        <w:t xml:space="preserve"> as PDF.</w:t>
+      </w:r>
+    </w:p>
+    <w:p>
+      <w:pPr>
+        <w:ind w:left="340"/>
+      </w:pPr>
+      <w:r>
+        <w:rPr>
+          <w:b/>
+        </w:rPr>
+        <w:t xml:space="preserve">5.  </w:t>
+      </w:r>
+      <w:r>
+        <w:t xml:space="preserve">Optionally </w:t>
+      </w:r>
+      <w:r>
+        <w:rPr>
+          <w:b/>
+        </w:rPr>
+        <w:t>save the edited document as a new machote</w:t>
+      </w:r>
+      <w:r>
+        <w:t xml:space="preserve"> (team template library grows organically).</w:t>
+      </w:r>
+    </w:p>
+    <w:p>
+      <w:pPr>
+        <w:pStyle w:val="Heading2"/>
+      </w:pPr>
+      <w:r>
+        <w:rPr>
+          <w:color w:val="374151"/>
+        </w:rPr>
+        <w:t>6.4 Import machotes from Word</w:t>
+      </w:r>
+    </w:p>
+    <w:p>
+      <w:pPr>
+        <w:pStyle w:val="ListBullet"/>
+      </w:pPr>
       <w:r>
         <w:rPr>
           <w:rFonts w:ascii="Consolas" w:hAnsi="Consolas"/>
           <w:sz w:val="18"/>
           <w:shd w:val="clear" w:fill="EEF2FF"/>
         </w:rPr>
-        <w:t>importar_machotes</w:t>
-      </w:r>
-      <w:r>
-        <w:t xml:space="preserve"> command or web import, preserving markers where possible.</w:t>
-      </w:r>
-    </w:p>
-    <w:p>
-      <w:pPr>
-        <w:pStyle w:val="ListBullet"/>
-      </w:pPr>
-      <w:r>
-        <w:t>Template library is managed from the Django admin or the machotes UI.</w:t>
-      </w:r>
-    </w:p>
-    <w:p>
-      <w:pPr>
-        <w:pStyle w:val="Heading2"/>
-      </w:pPr>
-      <w:r>
-        <w:rPr>
-          <w:color w:val="374151"/>
-        </w:rPr>
-        <w:t>6.5 Demanda Laboral generator (`demanda_generator.py`)</w:t>
-      </w:r>
-    </w:p>
-    <w:p>
-      <w:pPr>
-        <w:pStyle w:val="ListBullet"/>
-      </w:pPr>
-      <w:r>
-        <w:t xml:space="preserve">Generates a </w:t>
-      </w:r>
-      <w:r>
-        <w:rPr>
-          <w:b/>
-        </w:rPr>
-        <w:t>professional Mexican labor lawsuit document</w:t>
-      </w:r>
-      <w:r>
-        <w:t xml:space="preserve"> (Word </w:t>
+        <w:t>.docx</w:t>
+      </w:r>
+      <w:r>
+        <w:t xml:space="preserve"> files (e.g. a folder of existing demandas) are converted to HTML templates via the </w:t>
       </w:r>
       <w:r>
         <w:rPr>
@@ -2954,10 +5220,10 @@
           <w:sz w:val="18"/>
           <w:shd w:val="clear" w:fill="EEF2FF"/>
         </w:rPr>
-        <w:t>.docx</w:t>
-      </w:r>
-      <w:r>
-        <w:t>) with all case data, integrated calculations, print/filing-ready formatting.</w:t>
+        <w:t>importar_machotes</w:t>
+      </w:r>
+      <w:r>
+        <w:t xml:space="preserve"> command or web import, preserving markers where possible.</w:t>
       </w:r>
     </w:p>
     <w:p>
@@ -2965,16 +5231,35 @@
         <w:pStyle w:val="ListBullet"/>
       </w:pPr>
       <w:r>
-        <w:t xml:space="preserve">A </w:t>
+        <w:t>Template library is managed from the Django admin or the machotes UI.</w:t>
+      </w:r>
+    </w:p>
+    <w:p>
+      <w:pPr>
+        <w:pStyle w:val="Heading2"/>
+      </w:pPr>
+      <w:r>
+        <w:rPr>
+          <w:color w:val="374151"/>
+        </w:rPr>
+        <w:t>6.5 Demanda Laboral generator (by chapters)</w:t>
+      </w:r>
+    </w:p>
+    <w:p>
+      <w:pPr>
+        <w:pStyle w:val="ListBullet"/>
+      </w:pPr>
+      <w:r>
+        <w:t xml:space="preserve">Generates a </w:t>
       </w:r>
       <w:r>
         <w:rPr>
           <w:b/>
         </w:rPr>
-        <w:t>step-by-step wizard</w:t>
-      </w:r>
-      <w:r>
-        <w:t xml:space="preserve"> (</w:t>
+        <w:t>professional Mexican labor lawsuit document</w:t>
+      </w:r>
+      <w:r>
+        <w:t xml:space="preserve"> (Word </w:t>
       </w:r>
       <w:r>
         <w:rPr>
@@ -2982,10 +5267,159 @@
           <w:sz w:val="18"/>
           <w:shd w:val="clear" w:fill="EEF2FF"/>
         </w:rPr>
+        <w:t>.docx</w:t>
+      </w:r>
+      <w:r>
+        <w:t>) with all case data, integrated calculations, print/filing-ready formatting.</w:t>
+      </w:r>
+    </w:p>
+    <w:p>
+      <w:pPr>
+        <w:pStyle w:val="ListBullet"/>
+      </w:pPr>
+      <w:r>
+        <w:t xml:space="preserve">A </w:t>
+      </w:r>
+      <w:r>
+        <w:rPr>
+          <w:b/>
+        </w:rPr>
+        <w:t>three-space workspace</w:t>
+      </w:r>
+      <w:r>
+        <w:t xml:space="preserve"> (</w:t>
+      </w:r>
+      <w:r>
+        <w:rPr>
+          <w:rFonts w:ascii="Consolas" w:hAnsi="Consolas"/>
+          <w:sz w:val="18"/>
+          <w:shd w:val="clear" w:fill="EEF2FF"/>
+        </w:rPr>
         <w:t>demanda_asistente</w:t>
       </w:r>
       <w:r>
-        <w:t xml:space="preserve">) guides through sections of the demanda; a </w:t>
+        <w:t>), each space holding only what it owns:</w:t>
+      </w:r>
+    </w:p>
+    <w:p>
+      <w:pPr>
+        <w:pStyle w:val="ListBullet"/>
+      </w:pPr>
+      <w:r>
+        <w:rPr>
+          <w:rFonts w:ascii="Consolas" w:hAnsi="Consolas"/>
+          <w:sz w:val="18"/>
+          <w:shd w:val="clear" w:fill="EEF2FF"/>
+        </w:rPr>
+        <w:t>?espacio=datos</w:t>
+      </w:r>
+      <w:r>
+        <w:t xml:space="preserve"> — actor (including the address for service), employment relationship, employer and legal representation.</w:t>
+      </w:r>
+    </w:p>
+    <w:p>
+      <w:pPr>
+        <w:pStyle w:val="ListBullet"/>
+      </w:pPr>
+      <w:r>
+        <w:rPr>
+          <w:rFonts w:ascii="Consolas" w:hAnsi="Consolas"/>
+          <w:sz w:val="18"/>
+          <w:shd w:val="clear" w:fill="EEF2FF"/>
+        </w:rPr>
+        <w:t>?espacio=estrategia</w:t>
+      </w:r>
+      <w:r>
+        <w:t xml:space="preserve"> — separation type and modality, art. 48 LFT action, fact-adding situations, IMSS confirmation and the per-period benefits sheet with its approval step.</w:t>
+      </w:r>
+    </w:p>
+    <w:p>
+      <w:pPr>
+        <w:pStyle w:val="ListBullet"/>
+      </w:pPr>
+      <w:r>
+        <w:rPr>
+          <w:rFonts w:ascii="Consolas" w:hAnsi="Consolas"/>
+          <w:sz w:val="18"/>
+          <w:shd w:val="clear" w:fill="EEF2FF"/>
+        </w:rPr>
+        <w:t>?espacio=documento</w:t>
+      </w:r>
+      <w:r>
+        <w:t xml:space="preserve"> — the actual filing </w:t>
+      </w:r>
+      <w:r>
+        <w:rPr>
+          <w:b/>
+        </w:rPr>
+        <w:t>chapter by chapter</w:t>
+      </w:r>
+      <w:r>
+        <w:t xml:space="preserve">, with missing data shown as clickable gaps that jump to the field that completes them, a chapter outline with status, and a </w:t>
+      </w:r>
+      <w:r>
+        <w:rPr>
+          <w:b/>
+        </w:rPr>
+        <w:t>coherence panel</w:t>
+      </w:r>
+      <w:r>
+        <w:t xml:space="preserve"> (including the engine's silent substitutions).</w:t>
+      </w:r>
+    </w:p>
+    <w:p>
+      <w:pPr>
+        <w:pStyle w:val="ListBullet"/>
+      </w:pPr>
+      <w:r>
+        <w:t>A single source of truth (</w:t>
+      </w:r>
+      <w:r>
+        <w:rPr>
+          <w:rFonts w:ascii="Consolas" w:hAnsi="Consolas"/>
+          <w:sz w:val="18"/>
+          <w:shd w:val="clear" w:fill="EEF2FF"/>
+        </w:rPr>
+        <w:t>expedientes/demanda_estado.py</w:t>
+      </w:r>
+      <w:r>
+        <w:t>) drives the header gauge, each block's status, the document gaps and the download guard, so they cannot disagree.</w:t>
+      </w:r>
+    </w:p>
+    <w:p>
+      <w:pPr>
+        <w:pStyle w:val="ListBullet"/>
+      </w:pPr>
+      <w:r>
+        <w:t xml:space="preserve">The </w:t>
+      </w:r>
+      <w:r>
+        <w:rPr>
+          <w:rFonts w:ascii="Consolas" w:hAnsi="Consolas"/>
+          <w:sz w:val="18"/>
+          <w:shd w:val="clear" w:fill="EEF2FF"/>
+        </w:rPr>
+        <w:t>.docx</w:t>
+      </w:r>
+      <w:r>
+        <w:t xml:space="preserve"> download is </w:t>
+      </w:r>
+      <w:r>
+        <w:rPr>
+          <w:b/>
+        </w:rPr>
+        <w:t>only enabled when no required item is missing</w:t>
+      </w:r>
+      <w:r>
+        <w:t>; drafting the document is never blocked.</w:t>
+      </w:r>
+    </w:p>
+    <w:p>
+      <w:pPr>
+        <w:pStyle w:val="ListBullet"/>
+      </w:pPr>
+      <w:r>
+        <w:t xml:space="preserve">A </w:t>
       </w:r>
       <w:r>
         <w:rPr>
